--- a/Doc/client/HT_MK1_functional_test_procedure.docx
+++ b/Doc/client/HT_MK1_functional_test_procedure.docx
@@ -1,6 +1,6 @@
 
 <file path=word/document.xml><?xml version="1.0" encoding="utf-8"?>
-<w:document xmlns:wpc="http://schemas.microsoft.com/office/word/2010/wordprocessingCanvas" xmlns:cx="http://schemas.microsoft.com/office/drawing/2014/chartex" xmlns:cx1="http://schemas.microsoft.com/office/drawing/2015/9/8/chartex" xmlns:cx2="http://schemas.microsoft.com/office/drawing/2015/10/21/chartex" xmlns:cx3="http://schemas.microsoft.com/office/drawing/2016/5/9/chartex" xmlns:cx4="http://schemas.microsoft.com/office/drawing/2016/5/10/chartex" xmlns:cx5="http://schemas.microsoft.com/office/drawing/2016/5/11/chartex" xmlns:cx6="http://schemas.microsoft.com/office/drawing/2016/5/12/chartex" xmlns:cx7="http://schemas.microsoft.com/office/drawing/2016/5/13/chartex" xmlns:cx8="http://schemas.microsoft.com/office/drawing/2016/5/14/chartex" xmlns:mc="http://schemas.openxmlformats.org/markup-compatibility/2006" xmlns:aink="http://schemas.microsoft.com/office/drawing/2016/ink" xmlns:am3d="http://schemas.microsoft.com/office/drawing/2017/model3d" xmlns:o="urn:schemas-microsoft-com:office:office" xmlns:oel="http://schemas.microsoft.com/office/2019/extlst" xmlns:r="http://schemas.openxmlformats.org/officeDocument/2006/relationships" xmlns:m="http://schemas.openxmlformats.org/officeDocument/2006/math" xmlns:v="urn:schemas-microsoft-com:vml" xmlns:wp14="http://schemas.microsoft.com/office/word/2010/wordprocessingDrawing" xmlns:wp="http://schemas.openxmlformats.org/drawingml/2006/wordprocessingDrawing" xmlns:w10="urn:schemas-microsoft-com:office:word" xmlns:w="http://schemas.openxmlformats.org/wordprocessingml/2006/main" xmlns:w14="http://schemas.microsoft.com/office/word/2010/wordml" xmlns:w15="http://schemas.microsoft.com/office/word/2012/wordml" xmlns:w16cei="http://schemas.microsoft.com/office/word/2026/wordml/cei" xmlns:w16cex="http://schemas.microsoft.com/office/word/2018/wordml/cex" xmlns:w16cid="http://schemas.microsoft.com/office/word/2016/wordml/cid" xmlns:w16="http://schemas.microsoft.com/office/word/2018/wordml" xmlns:w16du="http://schemas.microsoft.com/office/word/2023/wordml/word16du" xmlns:w16sdtdh="http://schemas.microsoft.com/office/word/2020/wordml/sdtdatahash" xmlns:w16sdtfl="http://schemas.microsoft.com/office/word/2024/wordml/sdtformatlock" xmlns:w16se="http://schemas.microsoft.com/office/word/2015/wordml/symex" xmlns:wpg="http://schemas.microsoft.com/office/word/2010/wordprocessingGroup" xmlns:wpi="http://schemas.microsoft.com/office/word/2010/wordprocessingInk" xmlns:wne="http://schemas.microsoft.com/office/word/2006/wordml" xmlns:wps="http://schemas.microsoft.com/office/word/2010/wordprocessingShape" mc:Ignorable="w14 w15 w16se w16cid w16 w16cex w16sdtdh w16sdtfl w16du wp14">
+<w:document xmlns:wpc="http://schemas.microsoft.com/office/word/2010/wordprocessingCanvas" xmlns:cx="http://schemas.microsoft.com/office/drawing/2014/chartex" xmlns:cx1="http://schemas.microsoft.com/office/drawing/2015/9/8/chartex" xmlns:cx2="http://schemas.microsoft.com/office/drawing/2015/10/21/chartex" xmlns:cx3="http://schemas.microsoft.com/office/drawing/2016/5/9/chartex" xmlns:cx4="http://schemas.microsoft.com/office/drawing/2016/5/10/chartex" xmlns:cx5="http://schemas.microsoft.com/office/drawing/2016/5/11/chartex" xmlns:cx6="http://schemas.microsoft.com/office/drawing/2016/5/12/chartex" xmlns:cx7="http://schemas.microsoft.com/office/drawing/2016/5/13/chartex" xmlns:cx8="http://schemas.microsoft.com/office/drawing/2016/5/14/chartex" xmlns:mc="http://schemas.openxmlformats.org/markup-compatibility/2006" xmlns:aink="http://schemas.microsoft.com/office/drawing/2016/ink" xmlns:am3d="http://schemas.microsoft.com/office/drawing/2017/model3d" xmlns:o="urn:schemas-microsoft-com:office:office" xmlns:oel="http://schemas.microsoft.com/office/2019/extlst" xmlns:r="http://schemas.openxmlformats.org/officeDocument/2006/relationships" xmlns:m="http://schemas.openxmlformats.org/officeDocument/2006/math" xmlns:v="urn:schemas-microsoft-com:vml" xmlns:wp14="http://schemas.microsoft.com/office/word/2010/wordprocessingDrawing" xmlns:wp="http://schemas.openxmlformats.org/drawingml/2006/wordprocessingDrawing" xmlns:w10="urn:schemas-microsoft-com:office:word" xmlns:w="http://schemas.openxmlformats.org/wordprocessingml/2006/main" xmlns:w14="http://schemas.microsoft.com/office/word/2010/wordml" xmlns:w15="http://schemas.microsoft.com/office/word/2012/wordml" xmlns:w16cex="http://schemas.microsoft.com/office/word/2018/wordml/cex" xmlns:w16cid="http://schemas.microsoft.com/office/word/2016/wordml/cid" xmlns:w16="http://schemas.microsoft.com/office/word/2018/wordml" xmlns:w16du="http://schemas.microsoft.com/office/word/2023/wordml/word16du" xmlns:w16sdtdh="http://schemas.microsoft.com/office/word/2020/wordml/sdtdatahash" xmlns:w16sdtfl="http://schemas.microsoft.com/office/word/2024/wordml/sdtformatlock" xmlns:w16se="http://schemas.microsoft.com/office/word/2015/wordml/symex" xmlns:wpg="http://schemas.microsoft.com/office/word/2010/wordprocessingGroup" xmlns:wpi="http://schemas.microsoft.com/office/word/2010/wordprocessingInk" xmlns:wne="http://schemas.microsoft.com/office/word/2006/wordml" xmlns:wps="http://schemas.microsoft.com/office/word/2010/wordprocessingShape" mc:Ignorable="w14 w15 w16se w16cid w16 w16cex w16sdtdh w16sdtfl w16du wp14">
   <w:body>
     <w:p>
       <w:pPr>
@@ -11,7 +11,7 @@
           <w:noProof/>
         </w:rPr>
         <w:drawing>
-          <wp:inline distT="0" distB="0" distL="0" distR="0" wp14:anchorId="15C810B7" wp14:editId="3735E8FD">
+          <wp:inline distT="0" distB="0" distL="0" distR="0" wp14:anchorId="4FFF6F11" wp14:editId="1554CC46">
             <wp:extent cx="1280160" cy="1280160"/>
             <wp:effectExtent l="0" t="0" r="0" b="0"/>
             <wp:docPr id="1" name="Picture 1"/>
@@ -22,7 +22,7 @@
               <a:graphicData uri="http://schemas.openxmlformats.org/drawingml/2006/picture">
                 <pic:pic xmlns:pic="http://schemas.openxmlformats.org/drawingml/2006/picture">
                   <pic:nvPicPr>
-                    <pic:cNvPr id="0" name="company_logo.jpeg"/>
+                    <pic:cNvPr id="0" name="image.jpg"/>
                     <pic:cNvPicPr/>
                   </pic:nvPicPr>
                   <pic:blipFill>
@@ -47,9 +47,6 @@
         </w:drawing>
       </w:r>
     </w:p>
-    <w:p/>
-    <w:p/>
-    <w:p/>
     <w:p>
       <w:pPr>
         <w:jc w:val="center"/>
@@ -57,7 +54,8 @@
       <w:r>
         <w:rPr>
           <w:b/>
-          <w:sz w:val="52"/>
+          <w:color w:val="1F4E79"/>
+          <w:sz w:val="64"/>
         </w:rPr>
         <w:t>HT_MK1 Harness Tester</w:t>
       </w:r>
@@ -68,231 +66,86 @@
       </w:pPr>
       <w:r>
         <w:rPr>
-          <w:sz w:val="36"/>
+          <w:b/>
+          <w:sz w:val="48"/>
         </w:rPr>
         <w:t>Functional Test Procedure</w:t>
       </w:r>
     </w:p>
-    <w:p/>
-    <w:p/>
-    <w:tbl>
-      <w:tblPr>
-        <w:tblW w:w="0" w:type="auto"/>
+    <w:p>
+      <w:pPr>
         <w:jc w:val="center"/>
-        <w:tblLook w:val="04A0" w:firstRow="1" w:lastRow="0" w:firstColumn="1" w:lastColumn="0" w:noHBand="0" w:noVBand="1"/>
-      </w:tblPr>
-      <w:tblGrid>
-        <w:gridCol w:w="4986"/>
-        <w:gridCol w:w="4986"/>
-      </w:tblGrid>
-      <w:tr>
-        <w:trPr>
-          <w:jc w:val="center"/>
-        </w:trPr>
-        <w:tc>
-          <w:tcPr>
-            <w:tcW w:w="4986" w:type="dxa"/>
-          </w:tcPr>
-          <w:p>
-            <w:r>
-              <w:rPr>
-                <w:b/>
-              </w:rPr>
-              <w:t>Document ID:</w:t>
-            </w:r>
-          </w:p>
-        </w:tc>
-        <w:tc>
-          <w:tcPr>
-            <w:tcW w:w="4986" w:type="dxa"/>
-          </w:tcPr>
-          <w:p>
-            <w:r>
-              <w:t>HT_MK1_FTP</w:t>
-            </w:r>
-          </w:p>
-        </w:tc>
-      </w:tr>
-      <w:tr>
-        <w:trPr>
-          <w:jc w:val="center"/>
-        </w:trPr>
-        <w:tc>
-          <w:tcPr>
-            <w:tcW w:w="4986" w:type="dxa"/>
-          </w:tcPr>
-          <w:p>
-            <w:r>
-              <w:rPr>
-                <w:b/>
-              </w:rPr>
-              <w:t>Document Version:</w:t>
-            </w:r>
-          </w:p>
-        </w:tc>
-        <w:tc>
-          <w:tcPr>
-            <w:tcW w:w="4986" w:type="dxa"/>
-          </w:tcPr>
-          <w:p>
-            <w:r>
-              <w:t>1.0</w:t>
-            </w:r>
-          </w:p>
-        </w:tc>
-      </w:tr>
-      <w:tr>
-        <w:trPr>
-          <w:jc w:val="center"/>
-        </w:trPr>
-        <w:tc>
-          <w:tcPr>
-            <w:tcW w:w="4986" w:type="dxa"/>
-          </w:tcPr>
-          <w:p>
-            <w:r>
-              <w:rPr>
-                <w:b/>
-              </w:rPr>
-              <w:t>Date:</w:t>
-            </w:r>
-          </w:p>
-        </w:tc>
-        <w:tc>
-          <w:tcPr>
-            <w:tcW w:w="4986" w:type="dxa"/>
-          </w:tcPr>
-          <w:p>
-            <w:r>
-              <w:t>27 August 2026</w:t>
-            </w:r>
-          </w:p>
-        </w:tc>
-      </w:tr>
-      <w:tr>
-        <w:trPr>
-          <w:jc w:val="center"/>
-        </w:trPr>
-        <w:tc>
-          <w:tcPr>
-            <w:tcW w:w="4986" w:type="dxa"/>
-          </w:tcPr>
-          <w:p>
-            <w:r>
-              <w:rPr>
-                <w:b/>
-              </w:rPr>
-              <w:t>System:</w:t>
-            </w:r>
-          </w:p>
-        </w:tc>
-        <w:tc>
-          <w:tcPr>
-            <w:tcW w:w="4986" w:type="dxa"/>
-          </w:tcPr>
-          <w:p>
-            <w:r>
-              <w:t>Control Card + Matrix Card + HV Card + Operator GUI</w:t>
-            </w:r>
-          </w:p>
-        </w:tc>
-      </w:tr>
-      <w:tr>
-        <w:trPr>
-          <w:jc w:val="center"/>
-        </w:trPr>
-        <w:tc>
-          <w:tcPr>
-            <w:tcW w:w="4986" w:type="dxa"/>
-          </w:tcPr>
-          <w:p>
-            <w:r>
-              <w:rPr>
-                <w:b/>
-              </w:rPr>
-              <w:t>Prepared by:</w:t>
-            </w:r>
-          </w:p>
-        </w:tc>
-        <w:tc>
-          <w:tcPr>
-            <w:tcW w:w="4986" w:type="dxa"/>
-          </w:tcPr>
-          <w:p>
-            <w:r>
-              <w:t>Azista BST Aerospace Private Limited</w:t>
-            </w:r>
-          </w:p>
-        </w:tc>
-      </w:tr>
-      <w:tr>
-        <w:trPr>
-          <w:jc w:val="center"/>
-        </w:trPr>
-        <w:tc>
-          <w:tcPr>
-            <w:tcW w:w="4986" w:type="dxa"/>
-          </w:tcPr>
-          <w:p>
-            <w:r>
-              <w:rPr>
-                <w:b/>
-              </w:rPr>
-              <w:t>Prepared for:</w:t>
-            </w:r>
-          </w:p>
-        </w:tc>
-        <w:tc>
-          <w:tcPr>
-            <w:tcW w:w="4986" w:type="dxa"/>
-          </w:tcPr>
-          <w:p>
-            <w:r>
-              <w:t>Infinity Integration Pvt. Ltd.</w:t>
-            </w:r>
-          </w:p>
-        </w:tc>
-      </w:tr>
-      <w:tr>
-        <w:trPr>
-          <w:jc w:val="center"/>
-        </w:trPr>
-        <w:tc>
-          <w:tcPr>
-            <w:tcW w:w="4986" w:type="dxa"/>
-          </w:tcPr>
-          <w:p>
-            <w:r>
-              <w:rPr>
-                <w:b/>
-              </w:rPr>
-              <w:t>Classification:</w:t>
-            </w:r>
-          </w:p>
-        </w:tc>
-        <w:tc>
-          <w:tcPr>
-            <w:tcW w:w="4986" w:type="dxa"/>
-          </w:tcPr>
-          <w:p>
-            <w:r>
-              <w:t>Confidential</w:t>
-            </w:r>
-          </w:p>
-        </w:tc>
-      </w:tr>
-    </w:tbl>
+      </w:pPr>
+    </w:p>
     <w:p>
+      <w:pPr>
+        <w:jc w:val="center"/>
+      </w:pPr>
       <w:r>
-        <w:br w:type="page"/>
+        <w:rPr>
+          <w:sz w:val="28"/>
+        </w:rPr>
+        <w:t>Document ID: HT_MK1_FTP</w:t>
       </w:r>
     </w:p>
     <w:p>
       <w:pPr>
+        <w:jc w:val="center"/>
+      </w:pPr>
+      <w:r>
+        <w:rPr>
+          <w:sz w:val="28"/>
+        </w:rPr>
+        <w:t>Revision: 1.0</w:t>
+      </w:r>
+    </w:p>
+    <w:p>
+      <w:pPr>
+        <w:jc w:val="center"/>
+      </w:pPr>
+      <w:r>
+        <w:rPr>
+          <w:sz w:val="28"/>
+        </w:rPr>
+        <w:br/>
+        <w:t>Date: 27-Aug-2026</w:t>
+      </w:r>
+    </w:p>
+    <w:p>
+      <w:pPr>
+        <w:jc w:val="center"/>
+      </w:pPr>
+    </w:p>
+    <w:p>
+      <w:pPr>
+        <w:jc w:val="center"/>
+      </w:pPr>
+      <w:r>
+        <w:br/>
+      </w:r>
+      <w:r>
+        <w:br/>
+      </w:r>
+      <w:r>
+        <w:rPr>
+          <w:b/>
+          <w:sz w:val="48"/>
+        </w:rPr>
+        <w:t>Infinity Integration Pvt. Ltd.</w:t>
+      </w:r>
+    </w:p>
+    <w:p>
+      <w:pPr>
         <w:pStyle w:val="Heading1"/>
-      </w:pPr>
-      <w:bookmarkStart w:id="0" w:name="_Toc238739885"/>
+        <w:pageBreakBefore/>
+        <w:numPr>
+          <w:ilvl w:val="0"/>
+          <w:numId w:val="0"/>
+        </w:numPr>
+      </w:pPr>
+      <w:bookmarkStart w:id="0" w:name="_Toc240070282"/>
       <w:r>
+        <w:lastRenderedPageBreak/>
         <w:t>Revision History</w:t>
       </w:r>
       <w:bookmarkEnd w:id="0"/>
@@ -301,78 +154,64 @@
       <w:tblPr>
         <w:tblStyle w:val="LightGrid-Accent1"/>
         <w:tblW w:w="0" w:type="auto"/>
-        <w:jc w:val="center"/>
         <w:tblLook w:val="04A0" w:firstRow="1" w:lastRow="0" w:firstColumn="1" w:lastColumn="0" w:noHBand="0" w:noVBand="1"/>
       </w:tblPr>
       <w:tblGrid>
-        <w:gridCol w:w="2493"/>
-        <w:gridCol w:w="2493"/>
-        <w:gridCol w:w="2493"/>
-        <w:gridCol w:w="2493"/>
+        <w:gridCol w:w="2520"/>
+        <w:gridCol w:w="2520"/>
+        <w:gridCol w:w="2520"/>
+        <w:gridCol w:w="2520"/>
       </w:tblGrid>
       <w:tr>
         <w:trPr>
           <w:cnfStyle w:val="100000000000" w:firstRow="1" w:lastRow="0" w:firstColumn="0" w:lastColumn="0" w:oddVBand="0" w:evenVBand="0" w:oddHBand="0" w:evenHBand="0" w:firstRowFirstColumn="0" w:firstRowLastColumn="0" w:lastRowFirstColumn="0" w:lastRowLastColumn="0"/>
-          <w:jc w:val="center"/>
         </w:trPr>
         <w:tc>
           <w:tcPr>
             <w:cnfStyle w:val="001000000000" w:firstRow="0" w:lastRow="0" w:firstColumn="1" w:lastColumn="0" w:oddVBand="0" w:evenVBand="0" w:oddHBand="0" w:evenHBand="0" w:firstRowFirstColumn="0" w:firstRowLastColumn="0" w:lastRowFirstColumn="0" w:lastRowLastColumn="0"/>
-            <w:tcW w:w="2493" w:type="dxa"/>
+            <w:tcW w:w="2520" w:type="dxa"/>
           </w:tcPr>
           <w:p>
             <w:r>
-              <w:rPr>
-                <w:sz w:val="19"/>
-              </w:rPr>
               <w:t>Version</w:t>
             </w:r>
           </w:p>
         </w:tc>
         <w:tc>
           <w:tcPr>
-            <w:tcW w:w="2493" w:type="dxa"/>
+            <w:tcW w:w="2520" w:type="dxa"/>
           </w:tcPr>
           <w:p>
             <w:pPr>
               <w:cnfStyle w:val="100000000000" w:firstRow="1" w:lastRow="0" w:firstColumn="0" w:lastColumn="0" w:oddVBand="0" w:evenVBand="0" w:oddHBand="0" w:evenHBand="0" w:firstRowFirstColumn="0" w:firstRowLastColumn="0" w:lastRowFirstColumn="0" w:lastRowLastColumn="0"/>
             </w:pPr>
             <w:r>
-              <w:rPr>
-                <w:sz w:val="19"/>
-              </w:rPr>
               <w:t>Date</w:t>
             </w:r>
           </w:p>
         </w:tc>
         <w:tc>
           <w:tcPr>
-            <w:tcW w:w="2493" w:type="dxa"/>
+            <w:tcW w:w="2520" w:type="dxa"/>
           </w:tcPr>
           <w:p>
             <w:pPr>
               <w:cnfStyle w:val="100000000000" w:firstRow="1" w:lastRow="0" w:firstColumn="0" w:lastColumn="0" w:oddVBand="0" w:evenVBand="0" w:oddHBand="0" w:evenHBand="0" w:firstRowFirstColumn="0" w:firstRowLastColumn="0" w:lastRowFirstColumn="0" w:lastRowLastColumn="0"/>
             </w:pPr>
             <w:r>
-              <w:rPr>
-                <w:sz w:val="19"/>
-              </w:rPr>
               <w:t>Description</w:t>
             </w:r>
           </w:p>
         </w:tc>
         <w:tc>
           <w:tcPr>
-            <w:tcW w:w="2493" w:type="dxa"/>
+            <w:tcW w:w="2520" w:type="dxa"/>
           </w:tcPr>
           <w:p>
             <w:pPr>
               <w:cnfStyle w:val="100000000000" w:firstRow="1" w:lastRow="0" w:firstColumn="0" w:lastColumn="0" w:oddVBand="0" w:evenVBand="0" w:oddHBand="0" w:evenHBand="0" w:firstRowFirstColumn="0" w:firstRowLastColumn="0" w:lastRowFirstColumn="0" w:lastRowLastColumn="0"/>
             </w:pPr>
             <w:r>
-              <w:rPr>
-                <w:sz w:val="19"/>
-              </w:rPr>
               <w:t>Author</w:t>
             </w:r>
           </w:p>
@@ -381,66 +220,53 @@
       <w:tr>
         <w:trPr>
           <w:cnfStyle w:val="000000100000" w:firstRow="0" w:lastRow="0" w:firstColumn="0" w:lastColumn="0" w:oddVBand="0" w:evenVBand="0" w:oddHBand="1" w:evenHBand="0" w:firstRowFirstColumn="0" w:firstRowLastColumn="0" w:lastRowFirstColumn="0" w:lastRowLastColumn="0"/>
-          <w:jc w:val="center"/>
         </w:trPr>
         <w:tc>
           <w:tcPr>
             <w:cnfStyle w:val="001000000000" w:firstRow="0" w:lastRow="0" w:firstColumn="1" w:lastColumn="0" w:oddVBand="0" w:evenVBand="0" w:oddHBand="0" w:evenHBand="0" w:firstRowFirstColumn="0" w:firstRowLastColumn="0" w:lastRowFirstColumn="0" w:lastRowLastColumn="0"/>
-            <w:tcW w:w="2493" w:type="dxa"/>
+            <w:tcW w:w="2520" w:type="dxa"/>
           </w:tcPr>
           <w:p>
             <w:r>
-              <w:rPr>
-                <w:sz w:val="19"/>
-              </w:rPr>
               <w:t>1.0</w:t>
             </w:r>
           </w:p>
         </w:tc>
         <w:tc>
           <w:tcPr>
-            <w:tcW w:w="2493" w:type="dxa"/>
+            <w:tcW w:w="2520" w:type="dxa"/>
           </w:tcPr>
           <w:p>
             <w:pPr>
               <w:cnfStyle w:val="000000100000" w:firstRow="0" w:lastRow="0" w:firstColumn="0" w:lastColumn="0" w:oddVBand="0" w:evenVBand="0" w:oddHBand="1" w:evenHBand="0" w:firstRowFirstColumn="0" w:firstRowLastColumn="0" w:lastRowFirstColumn="0" w:lastRowLastColumn="0"/>
             </w:pPr>
             <w:r>
-              <w:rPr>
-                <w:sz w:val="19"/>
-              </w:rPr>
               <w:t>27 August 2026</w:t>
             </w:r>
           </w:p>
         </w:tc>
         <w:tc>
           <w:tcPr>
-            <w:tcW w:w="2493" w:type="dxa"/>
+            <w:tcW w:w="2520" w:type="dxa"/>
           </w:tcPr>
           <w:p>
             <w:pPr>
               <w:cnfStyle w:val="000000100000" w:firstRow="0" w:lastRow="0" w:firstColumn="0" w:lastColumn="0" w:oddVBand="0" w:evenVBand="0" w:oddHBand="1" w:evenHBand="0" w:firstRowFirstColumn="0" w:firstRowLastColumn="0" w:lastRowFirstColumn="0" w:lastRowLastColumn="0"/>
             </w:pPr>
             <w:r>
-              <w:rPr>
-                <w:sz w:val="19"/>
-              </w:rPr>
               <w:t>Initial release</w:t>
             </w:r>
           </w:p>
         </w:tc>
         <w:tc>
           <w:tcPr>
-            <w:tcW w:w="2493" w:type="dxa"/>
+            <w:tcW w:w="2520" w:type="dxa"/>
           </w:tcPr>
           <w:p>
             <w:pPr>
               <w:cnfStyle w:val="000000100000" w:firstRow="0" w:lastRow="0" w:firstColumn="0" w:lastColumn="0" w:oddVBand="0" w:evenVBand="0" w:oddHBand="1" w:evenHBand="0" w:firstRowFirstColumn="0" w:firstRowLastColumn="0" w:lastRowFirstColumn="0" w:lastRowLastColumn="0"/>
             </w:pPr>
             <w:r>
-              <w:rPr>
-                <w:sz w:val="19"/>
-              </w:rPr>
               <w:t>[Author]</w:t>
             </w:r>
           </w:p>
@@ -450,34 +276,44 @@
     <w:p/>
     <w:p>
       <w:pPr>
-        <w:pStyle w:val="Heading1"/>
-      </w:pPr>
-      <w:bookmarkStart w:id="1" w:name="_Toc238739886"/>
+        <w:pStyle w:val="TOCHeading"/>
+        <w:pageBreakBefore/>
+        <w:numPr>
+          <w:ilvl w:val="0"/>
+          <w:numId w:val="0"/>
+        </w:numPr>
+      </w:pPr>
       <w:r>
+        <w:lastRenderedPageBreak/>
         <w:t>Table of Contents</w:t>
       </w:r>
-      <w:bookmarkEnd w:id="1"/>
     </w:p>
     <w:p>
       <w:pPr>
         <w:pStyle w:val="TOC1"/>
         <w:tabs>
-          <w:tab w:val="right" w:leader="dot" w:pos="9962"/>
+          <w:tab w:val="right" w:leader="dot" w:pos="10070"/>
         </w:tabs>
         <w:rPr>
+          <w:rFonts w:asciiTheme="minorHAnsi" w:hAnsiTheme="minorHAnsi"/>
           <w:noProof/>
+          <w:kern w:val="2"/>
+          <w:sz w:val="24"/>
+          <w:szCs w:val="24"/>
+          <w:lang w:val="en-IN" w:eastAsia="en-IN"/>
+          <w14:ligatures w14:val="standardContextual"/>
         </w:rPr>
       </w:pPr>
       <w:r>
         <w:fldChar w:fldCharType="begin"/>
       </w:r>
       <w:r>
-        <w:instrText>TOC \o "1-3" \h \z \u</w:instrText>
+        <w:instrText xml:space="preserve"> TOC \o "1-3" \h \z \u </w:instrText>
       </w:r>
       <w:r>
         <w:fldChar w:fldCharType="separate"/>
       </w:r>
-      <w:hyperlink w:anchor="_Toc238739885" w:history="1">
+      <w:hyperlink w:anchor="_Toc240070282" w:history="1">
         <w:r>
           <w:rPr>
             <w:rStyle w:val="Hyperlink"/>
@@ -504,7 +340,7 @@
             <w:noProof/>
             <w:webHidden/>
           </w:rPr>
-          <w:instrText xml:space="preserve"> PAGEREF _Toc238739885 \h </w:instrText>
+          <w:instrText xml:space="preserve"> PAGEREF _Toc240070282 \h </w:instrText>
         </w:r>
         <w:r>
           <w:rPr>
@@ -539,19 +375,25 @@
       <w:pPr>
         <w:pStyle w:val="TOC1"/>
         <w:tabs>
-          <w:tab w:val="right" w:leader="dot" w:pos="9962"/>
+          <w:tab w:val="right" w:leader="dot" w:pos="10070"/>
         </w:tabs>
         <w:rPr>
+          <w:rFonts w:asciiTheme="minorHAnsi" w:hAnsiTheme="minorHAnsi"/>
           <w:noProof/>
+          <w:kern w:val="2"/>
+          <w:sz w:val="24"/>
+          <w:szCs w:val="24"/>
+          <w:lang w:val="en-IN" w:eastAsia="en-IN"/>
+          <w14:ligatures w14:val="standardContextual"/>
         </w:rPr>
       </w:pPr>
-      <w:hyperlink w:anchor="_Toc238739886" w:history="1">
+      <w:hyperlink w:anchor="_Toc240070283" w:history="1">
         <w:r>
           <w:rPr>
             <w:rStyle w:val="Hyperlink"/>
             <w:noProof/>
           </w:rPr>
-          <w:t>Table of Contents</w:t>
+          <w:t>1 Purpose and Scope</w:t>
         </w:r>
         <w:r>
           <w:rPr>
@@ -572,75 +414,7 @@
             <w:noProof/>
             <w:webHidden/>
           </w:rPr>
-          <w:instrText xml:space="preserve"> PAGEREF _Toc238739886 \h </w:instrText>
-        </w:r>
-        <w:r>
-          <w:rPr>
-            <w:noProof/>
-            <w:webHidden/>
-          </w:rPr>
-        </w:r>
-        <w:r>
-          <w:rPr>
-            <w:noProof/>
-            <w:webHidden/>
-          </w:rPr>
-          <w:fldChar w:fldCharType="separate"/>
-        </w:r>
-        <w:r>
-          <w:rPr>
-            <w:noProof/>
-            <w:webHidden/>
-          </w:rPr>
-          <w:t>2</w:t>
-        </w:r>
-        <w:r>
-          <w:rPr>
-            <w:noProof/>
-            <w:webHidden/>
-          </w:rPr>
-          <w:fldChar w:fldCharType="end"/>
-        </w:r>
-      </w:hyperlink>
-    </w:p>
-    <w:p>
-      <w:pPr>
-        <w:pStyle w:val="TOC1"/>
-        <w:tabs>
-          <w:tab w:val="right" w:leader="dot" w:pos="9962"/>
-        </w:tabs>
-        <w:rPr>
-          <w:noProof/>
-        </w:rPr>
-      </w:pPr>
-      <w:hyperlink w:anchor="_Toc238739887" w:history="1">
-        <w:r>
-          <w:rPr>
-            <w:rStyle w:val="Hyperlink"/>
-            <w:noProof/>
-          </w:rPr>
-          <w:t>1. Purpose and Scope</w:t>
-        </w:r>
-        <w:r>
-          <w:rPr>
-            <w:noProof/>
-            <w:webHidden/>
-          </w:rPr>
-          <w:tab/>
-        </w:r>
-        <w:r>
-          <w:rPr>
-            <w:noProof/>
-            <w:webHidden/>
-          </w:rPr>
-          <w:fldChar w:fldCharType="begin"/>
-        </w:r>
-        <w:r>
-          <w:rPr>
-            <w:noProof/>
-            <w:webHidden/>
-          </w:rPr>
-          <w:instrText xml:space="preserve"> PAGEREF _Toc238739887 \h </w:instrText>
+          <w:instrText xml:space="preserve"> PAGEREF _Toc240070283 \h </w:instrText>
         </w:r>
         <w:r>
           <w:rPr>
@@ -675,13 +449,19 @@
       <w:pPr>
         <w:pStyle w:val="TOC2"/>
         <w:tabs>
-          <w:tab w:val="right" w:leader="dot" w:pos="9962"/>
+          <w:tab w:val="right" w:leader="dot" w:pos="10070"/>
         </w:tabs>
         <w:rPr>
+          <w:rFonts w:asciiTheme="minorHAnsi" w:hAnsiTheme="minorHAnsi"/>
           <w:noProof/>
+          <w:kern w:val="2"/>
+          <w:sz w:val="24"/>
+          <w:szCs w:val="24"/>
+          <w:lang w:val="en-IN" w:eastAsia="en-IN"/>
+          <w14:ligatures w14:val="standardContextual"/>
         </w:rPr>
       </w:pPr>
-      <w:hyperlink w:anchor="_Toc238739888" w:history="1">
+      <w:hyperlink w:anchor="_Toc240070284" w:history="1">
         <w:r>
           <w:rPr>
             <w:rStyle w:val="Hyperlink"/>
@@ -708,7 +488,7 @@
             <w:noProof/>
             <w:webHidden/>
           </w:rPr>
-          <w:instrText xml:space="preserve"> PAGEREF _Toc238739888 \h </w:instrText>
+          <w:instrText xml:space="preserve"> PAGEREF _Toc240070284 \h </w:instrText>
         </w:r>
         <w:r>
           <w:rPr>
@@ -743,13 +523,19 @@
       <w:pPr>
         <w:pStyle w:val="TOC2"/>
         <w:tabs>
-          <w:tab w:val="right" w:leader="dot" w:pos="9962"/>
+          <w:tab w:val="right" w:leader="dot" w:pos="10070"/>
         </w:tabs>
         <w:rPr>
+          <w:rFonts w:asciiTheme="minorHAnsi" w:hAnsiTheme="minorHAnsi"/>
           <w:noProof/>
+          <w:kern w:val="2"/>
+          <w:sz w:val="24"/>
+          <w:szCs w:val="24"/>
+          <w:lang w:val="en-IN" w:eastAsia="en-IN"/>
+          <w14:ligatures w14:val="standardContextual"/>
         </w:rPr>
       </w:pPr>
-      <w:hyperlink w:anchor="_Toc238739889" w:history="1">
+      <w:hyperlink w:anchor="_Toc240070285" w:history="1">
         <w:r>
           <w:rPr>
             <w:rStyle w:val="Hyperlink"/>
@@ -776,7 +562,7 @@
             <w:noProof/>
             <w:webHidden/>
           </w:rPr>
-          <w:instrText xml:space="preserve"> PAGEREF _Toc238739889 \h </w:instrText>
+          <w:instrText xml:space="preserve"> PAGEREF _Toc240070285 \h </w:instrText>
         </w:r>
         <w:r>
           <w:rPr>
@@ -811,13 +597,19 @@
       <w:pPr>
         <w:pStyle w:val="TOC2"/>
         <w:tabs>
-          <w:tab w:val="right" w:leader="dot" w:pos="9962"/>
+          <w:tab w:val="right" w:leader="dot" w:pos="10070"/>
         </w:tabs>
         <w:rPr>
+          <w:rFonts w:asciiTheme="minorHAnsi" w:hAnsiTheme="minorHAnsi"/>
           <w:noProof/>
+          <w:kern w:val="2"/>
+          <w:sz w:val="24"/>
+          <w:szCs w:val="24"/>
+          <w:lang w:val="en-IN" w:eastAsia="en-IN"/>
+          <w14:ligatures w14:val="standardContextual"/>
         </w:rPr>
       </w:pPr>
-      <w:hyperlink w:anchor="_Toc238739890" w:history="1">
+      <w:hyperlink w:anchor="_Toc240070286" w:history="1">
         <w:r>
           <w:rPr>
             <w:rStyle w:val="Hyperlink"/>
@@ -844,279 +636,7 @@
             <w:noProof/>
             <w:webHidden/>
           </w:rPr>
-          <w:instrText xml:space="preserve"> PAGEREF _Toc238739890 \h </w:instrText>
-        </w:r>
-        <w:r>
-          <w:rPr>
-            <w:noProof/>
-            <w:webHidden/>
-          </w:rPr>
-        </w:r>
-        <w:r>
-          <w:rPr>
-            <w:noProof/>
-            <w:webHidden/>
-          </w:rPr>
-          <w:fldChar w:fldCharType="separate"/>
-        </w:r>
-        <w:r>
-          <w:rPr>
-            <w:noProof/>
-            <w:webHidden/>
-          </w:rPr>
-          <w:t>3</w:t>
-        </w:r>
-        <w:r>
-          <w:rPr>
-            <w:noProof/>
-            <w:webHidden/>
-          </w:rPr>
-          <w:fldChar w:fldCharType="end"/>
-        </w:r>
-      </w:hyperlink>
-    </w:p>
-    <w:p>
-      <w:pPr>
-        <w:pStyle w:val="TOC1"/>
-        <w:tabs>
-          <w:tab w:val="right" w:leader="dot" w:pos="9962"/>
-        </w:tabs>
-        <w:rPr>
-          <w:noProof/>
-        </w:rPr>
-      </w:pPr>
-      <w:hyperlink w:anchor="_Toc238739891" w:history="1">
-        <w:r>
-          <w:rPr>
-            <w:rStyle w:val="Hyperlink"/>
-            <w:noProof/>
-          </w:rPr>
-          <w:t>2. References</w:t>
-        </w:r>
-        <w:r>
-          <w:rPr>
-            <w:noProof/>
-            <w:webHidden/>
-          </w:rPr>
-          <w:tab/>
-        </w:r>
-        <w:r>
-          <w:rPr>
-            <w:noProof/>
-            <w:webHidden/>
-          </w:rPr>
-          <w:fldChar w:fldCharType="begin"/>
-        </w:r>
-        <w:r>
-          <w:rPr>
-            <w:noProof/>
-            <w:webHidden/>
-          </w:rPr>
-          <w:instrText xml:space="preserve"> PAGEREF _Toc238739891 \h </w:instrText>
-        </w:r>
-        <w:r>
-          <w:rPr>
-            <w:noProof/>
-            <w:webHidden/>
-          </w:rPr>
-        </w:r>
-        <w:r>
-          <w:rPr>
-            <w:noProof/>
-            <w:webHidden/>
-          </w:rPr>
-          <w:fldChar w:fldCharType="separate"/>
-        </w:r>
-        <w:r>
-          <w:rPr>
-            <w:noProof/>
-            <w:webHidden/>
-          </w:rPr>
-          <w:t>3</w:t>
-        </w:r>
-        <w:r>
-          <w:rPr>
-            <w:noProof/>
-            <w:webHidden/>
-          </w:rPr>
-          <w:fldChar w:fldCharType="end"/>
-        </w:r>
-      </w:hyperlink>
-    </w:p>
-    <w:p>
-      <w:pPr>
-        <w:pStyle w:val="TOC1"/>
-        <w:tabs>
-          <w:tab w:val="right" w:leader="dot" w:pos="9962"/>
-        </w:tabs>
-        <w:rPr>
-          <w:noProof/>
-        </w:rPr>
-      </w:pPr>
-      <w:hyperlink w:anchor="_Toc238739892" w:history="1">
-        <w:r>
-          <w:rPr>
-            <w:rStyle w:val="Hyperlink"/>
-            <w:noProof/>
-          </w:rPr>
-          <w:t>3. Test Environment and Equipment</w:t>
-        </w:r>
-        <w:r>
-          <w:rPr>
-            <w:noProof/>
-            <w:webHidden/>
-          </w:rPr>
-          <w:tab/>
-        </w:r>
-        <w:r>
-          <w:rPr>
-            <w:noProof/>
-            <w:webHidden/>
-          </w:rPr>
-          <w:fldChar w:fldCharType="begin"/>
-        </w:r>
-        <w:r>
-          <w:rPr>
-            <w:noProof/>
-            <w:webHidden/>
-          </w:rPr>
-          <w:instrText xml:space="preserve"> PAGEREF _Toc238739892 \h </w:instrText>
-        </w:r>
-        <w:r>
-          <w:rPr>
-            <w:noProof/>
-            <w:webHidden/>
-          </w:rPr>
-        </w:r>
-        <w:r>
-          <w:rPr>
-            <w:noProof/>
-            <w:webHidden/>
-          </w:rPr>
-          <w:fldChar w:fldCharType="separate"/>
-        </w:r>
-        <w:r>
-          <w:rPr>
-            <w:noProof/>
-            <w:webHidden/>
-          </w:rPr>
-          <w:t>3</w:t>
-        </w:r>
-        <w:r>
-          <w:rPr>
-            <w:noProof/>
-            <w:webHidden/>
-          </w:rPr>
-          <w:fldChar w:fldCharType="end"/>
-        </w:r>
-      </w:hyperlink>
-    </w:p>
-    <w:p>
-      <w:pPr>
-        <w:pStyle w:val="TOC1"/>
-        <w:tabs>
-          <w:tab w:val="right" w:leader="dot" w:pos="9962"/>
-        </w:tabs>
-        <w:rPr>
-          <w:noProof/>
-        </w:rPr>
-      </w:pPr>
-      <w:hyperlink w:anchor="_Toc238739893" w:history="1">
-        <w:r>
-          <w:rPr>
-            <w:rStyle w:val="Hyperlink"/>
-            <w:noProof/>
-          </w:rPr>
-          <w:t>4. Preconditions</w:t>
-        </w:r>
-        <w:r>
-          <w:rPr>
-            <w:noProof/>
-            <w:webHidden/>
-          </w:rPr>
-          <w:tab/>
-        </w:r>
-        <w:r>
-          <w:rPr>
-            <w:noProof/>
-            <w:webHidden/>
-          </w:rPr>
-          <w:fldChar w:fldCharType="begin"/>
-        </w:r>
-        <w:r>
-          <w:rPr>
-            <w:noProof/>
-            <w:webHidden/>
-          </w:rPr>
-          <w:instrText xml:space="preserve"> PAGEREF _Toc238739893 \h </w:instrText>
-        </w:r>
-        <w:r>
-          <w:rPr>
-            <w:noProof/>
-            <w:webHidden/>
-          </w:rPr>
-        </w:r>
-        <w:r>
-          <w:rPr>
-            <w:noProof/>
-            <w:webHidden/>
-          </w:rPr>
-          <w:fldChar w:fldCharType="separate"/>
-        </w:r>
-        <w:r>
-          <w:rPr>
-            <w:noProof/>
-            <w:webHidden/>
-          </w:rPr>
-          <w:t>3</w:t>
-        </w:r>
-        <w:r>
-          <w:rPr>
-            <w:noProof/>
-            <w:webHidden/>
-          </w:rPr>
-          <w:fldChar w:fldCharType="end"/>
-        </w:r>
-      </w:hyperlink>
-    </w:p>
-    <w:p>
-      <w:pPr>
-        <w:pStyle w:val="TOC1"/>
-        <w:tabs>
-          <w:tab w:val="right" w:leader="dot" w:pos="9962"/>
-        </w:tabs>
-        <w:rPr>
-          <w:noProof/>
-        </w:rPr>
-      </w:pPr>
-      <w:hyperlink w:anchor="_Toc238739894" w:history="1">
-        <w:r>
-          <w:rPr>
-            <w:rStyle w:val="Hyperlink"/>
-            <w:noProof/>
-          </w:rPr>
-          <w:t>5. Test Cases</w:t>
-        </w:r>
-        <w:r>
-          <w:rPr>
-            <w:noProof/>
-            <w:webHidden/>
-          </w:rPr>
-          <w:tab/>
-        </w:r>
-        <w:r>
-          <w:rPr>
-            <w:noProof/>
-            <w:webHidden/>
-          </w:rPr>
-          <w:fldChar w:fldCharType="begin"/>
-        </w:r>
-        <w:r>
-          <w:rPr>
-            <w:noProof/>
-            <w:webHidden/>
-          </w:rPr>
-          <w:instrText xml:space="preserve"> PAGEREF _Toc238739894 \h </w:instrText>
+          <w:instrText xml:space="preserve"> PAGEREF _Toc240070286 \h </w:instrText>
         </w:r>
         <w:r>
           <w:rPr>
@@ -1149,21 +669,27 @@
     </w:p>
     <w:p>
       <w:pPr>
-        <w:pStyle w:val="TOC2"/>
+        <w:pStyle w:val="TOC1"/>
         <w:tabs>
-          <w:tab w:val="right" w:leader="dot" w:pos="9962"/>
+          <w:tab w:val="right" w:leader="dot" w:pos="10070"/>
         </w:tabs>
         <w:rPr>
+          <w:rFonts w:asciiTheme="minorHAnsi" w:hAnsiTheme="minorHAnsi"/>
           <w:noProof/>
+          <w:kern w:val="2"/>
+          <w:sz w:val="24"/>
+          <w:szCs w:val="24"/>
+          <w:lang w:val="en-IN" w:eastAsia="en-IN"/>
+          <w14:ligatures w14:val="standardContextual"/>
         </w:rPr>
       </w:pPr>
-      <w:hyperlink w:anchor="_Toc238739895" w:history="1">
+      <w:hyperlink w:anchor="_Toc240070287" w:history="1">
         <w:r>
           <w:rPr>
             <w:rStyle w:val="Hyperlink"/>
             <w:noProof/>
           </w:rPr>
-          <w:t>TC-01 — Power-On and Connection</w:t>
+          <w:t>2 References</w:t>
         </w:r>
         <w:r>
           <w:rPr>
@@ -1184,7 +710,7 @@
             <w:noProof/>
             <w:webHidden/>
           </w:rPr>
-          <w:instrText xml:space="preserve"> PAGEREF _Toc238739895 \h </w:instrText>
+          <w:instrText xml:space="preserve"> PAGEREF _Toc240070287 \h </w:instrText>
         </w:r>
         <w:r>
           <w:rPr>
@@ -1217,21 +743,27 @@
     </w:p>
     <w:p>
       <w:pPr>
-        <w:pStyle w:val="TOC2"/>
+        <w:pStyle w:val="TOC1"/>
         <w:tabs>
-          <w:tab w:val="right" w:leader="dot" w:pos="9962"/>
+          <w:tab w:val="right" w:leader="dot" w:pos="10070"/>
         </w:tabs>
         <w:rPr>
+          <w:rFonts w:asciiTheme="minorHAnsi" w:hAnsiTheme="minorHAnsi"/>
           <w:noProof/>
+          <w:kern w:val="2"/>
+          <w:sz w:val="24"/>
+          <w:szCs w:val="24"/>
+          <w:lang w:val="en-IN" w:eastAsia="en-IN"/>
+          <w14:ligatures w14:val="standardContextual"/>
         </w:rPr>
       </w:pPr>
-      <w:hyperlink w:anchor="_Toc238739896" w:history="1">
+      <w:hyperlink w:anchor="_Toc240070288" w:history="1">
         <w:r>
           <w:rPr>
             <w:rStyle w:val="Hyperlink"/>
             <w:noProof/>
           </w:rPr>
-          <w:t>TC-02 — Continuity Test (Stage 1)</w:t>
+          <w:t>3 Test Environment and Equipment</w:t>
         </w:r>
         <w:r>
           <w:rPr>
@@ -1252,7 +784,7 @@
             <w:noProof/>
             <w:webHidden/>
           </w:rPr>
-          <w:instrText xml:space="preserve"> PAGEREF _Toc238739896 \h </w:instrText>
+          <w:instrText xml:space="preserve"> PAGEREF _Toc240070288 \h </w:instrText>
         </w:r>
         <w:r>
           <w:rPr>
@@ -1285,21 +817,27 @@
     </w:p>
     <w:p>
       <w:pPr>
-        <w:pStyle w:val="TOC2"/>
+        <w:pStyle w:val="TOC1"/>
         <w:tabs>
-          <w:tab w:val="right" w:leader="dot" w:pos="9962"/>
+          <w:tab w:val="right" w:leader="dot" w:pos="10070"/>
         </w:tabs>
         <w:rPr>
+          <w:rFonts w:asciiTheme="minorHAnsi" w:hAnsiTheme="minorHAnsi"/>
           <w:noProof/>
+          <w:kern w:val="2"/>
+          <w:sz w:val="24"/>
+          <w:szCs w:val="24"/>
+          <w:lang w:val="en-IN" w:eastAsia="en-IN"/>
+          <w14:ligatures w14:val="standardContextual"/>
         </w:rPr>
       </w:pPr>
-      <w:hyperlink w:anchor="_Toc238739897" w:history="1">
+      <w:hyperlink w:anchor="_Toc240070289" w:history="1">
         <w:r>
           <w:rPr>
             <w:rStyle w:val="Hyperlink"/>
             <w:noProof/>
           </w:rPr>
-          <w:t>TC-03 — Resistance Test (Stage 2)</w:t>
+          <w:t>4 Preconditions</w:t>
         </w:r>
         <w:r>
           <w:rPr>
@@ -1320,7 +858,7 @@
             <w:noProof/>
             <w:webHidden/>
           </w:rPr>
-          <w:instrText xml:space="preserve"> PAGEREF _Toc238739897 \h </w:instrText>
+          <w:instrText xml:space="preserve"> PAGEREF _Toc240070289 \h </w:instrText>
         </w:r>
         <w:r>
           <w:rPr>
@@ -1353,21 +891,27 @@
     </w:p>
     <w:p>
       <w:pPr>
-        <w:pStyle w:val="TOC2"/>
+        <w:pStyle w:val="TOC1"/>
         <w:tabs>
-          <w:tab w:val="right" w:leader="dot" w:pos="9962"/>
+          <w:tab w:val="right" w:leader="dot" w:pos="10070"/>
         </w:tabs>
         <w:rPr>
+          <w:rFonts w:asciiTheme="minorHAnsi" w:hAnsiTheme="minorHAnsi"/>
           <w:noProof/>
+          <w:kern w:val="2"/>
+          <w:sz w:val="24"/>
+          <w:szCs w:val="24"/>
+          <w:lang w:val="en-IN" w:eastAsia="en-IN"/>
+          <w14:ligatures w14:val="standardContextual"/>
         </w:rPr>
       </w:pPr>
-      <w:hyperlink w:anchor="_Toc238739898" w:history="1">
+      <w:hyperlink w:anchor="_Toc240070290" w:history="1">
         <w:r>
           <w:rPr>
             <w:rStyle w:val="Hyperlink"/>
             <w:noProof/>
           </w:rPr>
-          <w:t>TC-04 — Fixture Handover</w:t>
+          <w:t>5 Test Cases</w:t>
         </w:r>
         <w:r>
           <w:rPr>
@@ -1388,7 +932,155 @@
             <w:noProof/>
             <w:webHidden/>
           </w:rPr>
-          <w:instrText xml:space="preserve"> PAGEREF _Toc238739898 \h </w:instrText>
+          <w:instrText xml:space="preserve"> PAGEREF _Toc240070290 \h </w:instrText>
+        </w:r>
+        <w:r>
+          <w:rPr>
+            <w:noProof/>
+            <w:webHidden/>
+          </w:rPr>
+        </w:r>
+        <w:r>
+          <w:rPr>
+            <w:noProof/>
+            <w:webHidden/>
+          </w:rPr>
+          <w:fldChar w:fldCharType="separate"/>
+        </w:r>
+        <w:r>
+          <w:rPr>
+            <w:noProof/>
+            <w:webHidden/>
+          </w:rPr>
+          <w:t>4</w:t>
+        </w:r>
+        <w:r>
+          <w:rPr>
+            <w:noProof/>
+            <w:webHidden/>
+          </w:rPr>
+          <w:fldChar w:fldCharType="end"/>
+        </w:r>
+      </w:hyperlink>
+    </w:p>
+    <w:p>
+      <w:pPr>
+        <w:pStyle w:val="TOC2"/>
+        <w:tabs>
+          <w:tab w:val="right" w:leader="dot" w:pos="10070"/>
+        </w:tabs>
+        <w:rPr>
+          <w:rFonts w:asciiTheme="minorHAnsi" w:hAnsiTheme="minorHAnsi"/>
+          <w:noProof/>
+          <w:kern w:val="2"/>
+          <w:sz w:val="24"/>
+          <w:szCs w:val="24"/>
+          <w:lang w:val="en-IN" w:eastAsia="en-IN"/>
+          <w14:ligatures w14:val="standardContextual"/>
+        </w:rPr>
+      </w:pPr>
+      <w:hyperlink w:anchor="_Toc240070291" w:history="1">
+        <w:r>
+          <w:rPr>
+            <w:rStyle w:val="Hyperlink"/>
+            <w:noProof/>
+          </w:rPr>
+          <w:t>5.1 TC-01: Power-On and Connection</w:t>
+        </w:r>
+        <w:r>
+          <w:rPr>
+            <w:noProof/>
+            <w:webHidden/>
+          </w:rPr>
+          <w:tab/>
+        </w:r>
+        <w:r>
+          <w:rPr>
+            <w:noProof/>
+            <w:webHidden/>
+          </w:rPr>
+          <w:fldChar w:fldCharType="begin"/>
+        </w:r>
+        <w:r>
+          <w:rPr>
+            <w:noProof/>
+            <w:webHidden/>
+          </w:rPr>
+          <w:instrText xml:space="preserve"> PAGEREF _Toc240070291 \h </w:instrText>
+        </w:r>
+        <w:r>
+          <w:rPr>
+            <w:noProof/>
+            <w:webHidden/>
+          </w:rPr>
+        </w:r>
+        <w:r>
+          <w:rPr>
+            <w:noProof/>
+            <w:webHidden/>
+          </w:rPr>
+          <w:fldChar w:fldCharType="separate"/>
+        </w:r>
+        <w:r>
+          <w:rPr>
+            <w:noProof/>
+            <w:webHidden/>
+          </w:rPr>
+          <w:t>4</w:t>
+        </w:r>
+        <w:r>
+          <w:rPr>
+            <w:noProof/>
+            <w:webHidden/>
+          </w:rPr>
+          <w:fldChar w:fldCharType="end"/>
+        </w:r>
+      </w:hyperlink>
+    </w:p>
+    <w:p>
+      <w:pPr>
+        <w:pStyle w:val="TOC2"/>
+        <w:tabs>
+          <w:tab w:val="right" w:leader="dot" w:pos="10070"/>
+        </w:tabs>
+        <w:rPr>
+          <w:rFonts w:asciiTheme="minorHAnsi" w:hAnsiTheme="minorHAnsi"/>
+          <w:noProof/>
+          <w:kern w:val="2"/>
+          <w:sz w:val="24"/>
+          <w:szCs w:val="24"/>
+          <w:lang w:val="en-IN" w:eastAsia="en-IN"/>
+          <w14:ligatures w14:val="standardContextual"/>
+        </w:rPr>
+      </w:pPr>
+      <w:hyperlink w:anchor="_Toc240070292" w:history="1">
+        <w:r>
+          <w:rPr>
+            <w:rStyle w:val="Hyperlink"/>
+            <w:noProof/>
+          </w:rPr>
+          <w:t>5.2 TC-02: Continuity Test (Stage 1)</w:t>
+        </w:r>
+        <w:r>
+          <w:rPr>
+            <w:noProof/>
+            <w:webHidden/>
+          </w:rPr>
+          <w:tab/>
+        </w:r>
+        <w:r>
+          <w:rPr>
+            <w:noProof/>
+            <w:webHidden/>
+          </w:rPr>
+          <w:fldChar w:fldCharType="begin"/>
+        </w:r>
+        <w:r>
+          <w:rPr>
+            <w:noProof/>
+            <w:webHidden/>
+          </w:rPr>
+          <w:instrText xml:space="preserve"> PAGEREF _Toc240070292 \h </w:instrText>
         </w:r>
         <w:r>
           <w:rPr>
@@ -1423,19 +1115,25 @@
       <w:pPr>
         <w:pStyle w:val="TOC2"/>
         <w:tabs>
-          <w:tab w:val="right" w:leader="dot" w:pos="9962"/>
+          <w:tab w:val="right" w:leader="dot" w:pos="10070"/>
         </w:tabs>
         <w:rPr>
+          <w:rFonts w:asciiTheme="minorHAnsi" w:hAnsiTheme="minorHAnsi"/>
           <w:noProof/>
+          <w:kern w:val="2"/>
+          <w:sz w:val="24"/>
+          <w:szCs w:val="24"/>
+          <w:lang w:val="en-IN" w:eastAsia="en-IN"/>
+          <w14:ligatures w14:val="standardContextual"/>
         </w:rPr>
       </w:pPr>
-      <w:hyperlink w:anchor="_Toc238739899" w:history="1">
+      <w:hyperlink w:anchor="_Toc240070293" w:history="1">
         <w:r>
           <w:rPr>
             <w:rStyle w:val="Hyperlink"/>
             <w:noProof/>
           </w:rPr>
-          <w:t>TC-05 — Insulation Test (Stage 3)</w:t>
+          <w:t>5.3 TC-03: Resistance Test (Stage 2)</w:t>
         </w:r>
         <w:r>
           <w:rPr>
@@ -1456,7 +1154,7 @@
             <w:noProof/>
             <w:webHidden/>
           </w:rPr>
-          <w:instrText xml:space="preserve"> PAGEREF _Toc238739899 \h </w:instrText>
+          <w:instrText xml:space="preserve"> PAGEREF _Toc240070293 \h </w:instrText>
         </w:r>
         <w:r>
           <w:rPr>
@@ -1491,19 +1189,25 @@
       <w:pPr>
         <w:pStyle w:val="TOC2"/>
         <w:tabs>
-          <w:tab w:val="right" w:leader="dot" w:pos="9962"/>
+          <w:tab w:val="right" w:leader="dot" w:pos="10070"/>
         </w:tabs>
         <w:rPr>
+          <w:rFonts w:asciiTheme="minorHAnsi" w:hAnsiTheme="minorHAnsi"/>
           <w:noProof/>
+          <w:kern w:val="2"/>
+          <w:sz w:val="24"/>
+          <w:szCs w:val="24"/>
+          <w:lang w:val="en-IN" w:eastAsia="en-IN"/>
+          <w14:ligatures w14:val="standardContextual"/>
         </w:rPr>
       </w:pPr>
-      <w:hyperlink w:anchor="_Toc238739900" w:history="1">
+      <w:hyperlink w:anchor="_Toc240070294" w:history="1">
         <w:r>
           <w:rPr>
             <w:rStyle w:val="Hyperlink"/>
             <w:noProof/>
           </w:rPr>
-          <w:t>TC-06 — Abort</w:t>
+          <w:t>5.4 TC-04: Fixture Handover</w:t>
         </w:r>
         <w:r>
           <w:rPr>
@@ -1524,7 +1228,7 @@
             <w:noProof/>
             <w:webHidden/>
           </w:rPr>
-          <w:instrText xml:space="preserve"> PAGEREF _Toc238739900 \h </w:instrText>
+          <w:instrText xml:space="preserve"> PAGEREF _Toc240070294 \h </w:instrText>
         </w:r>
         <w:r>
           <w:rPr>
@@ -1559,19 +1263,25 @@
       <w:pPr>
         <w:pStyle w:val="TOC2"/>
         <w:tabs>
-          <w:tab w:val="right" w:leader="dot" w:pos="9962"/>
+          <w:tab w:val="right" w:leader="dot" w:pos="10070"/>
         </w:tabs>
         <w:rPr>
+          <w:rFonts w:asciiTheme="minorHAnsi" w:hAnsiTheme="minorHAnsi"/>
           <w:noProof/>
+          <w:kern w:val="2"/>
+          <w:sz w:val="24"/>
+          <w:szCs w:val="24"/>
+          <w:lang w:val="en-IN" w:eastAsia="en-IN"/>
+          <w14:ligatures w14:val="standardContextual"/>
         </w:rPr>
       </w:pPr>
-      <w:hyperlink w:anchor="_Toc238739901" w:history="1">
+      <w:hyperlink w:anchor="_Toc240070295" w:history="1">
         <w:r>
           <w:rPr>
             <w:rStyle w:val="Hyperlink"/>
             <w:noProof/>
           </w:rPr>
-          <w:t>TC-07 — Fault Handling</w:t>
+          <w:t>5.5 TC-05: Insulation Test (Stage 3)</w:t>
         </w:r>
         <w:r>
           <w:rPr>
@@ -1592,7 +1302,7 @@
             <w:noProof/>
             <w:webHidden/>
           </w:rPr>
-          <w:instrText xml:space="preserve"> PAGEREF _Toc238739901 \h </w:instrText>
+          <w:instrText xml:space="preserve"> PAGEREF _Toc240070295 \h </w:instrText>
         </w:r>
         <w:r>
           <w:rPr>
@@ -1627,19 +1337,25 @@
       <w:pPr>
         <w:pStyle w:val="TOC2"/>
         <w:tabs>
-          <w:tab w:val="right" w:leader="dot" w:pos="9962"/>
+          <w:tab w:val="right" w:leader="dot" w:pos="10070"/>
         </w:tabs>
         <w:rPr>
+          <w:rFonts w:asciiTheme="minorHAnsi" w:hAnsiTheme="minorHAnsi"/>
           <w:noProof/>
+          <w:kern w:val="2"/>
+          <w:sz w:val="24"/>
+          <w:szCs w:val="24"/>
+          <w:lang w:val="en-IN" w:eastAsia="en-IN"/>
+          <w14:ligatures w14:val="standardContextual"/>
         </w:rPr>
       </w:pPr>
-      <w:hyperlink w:anchor="_Toc238739902" w:history="1">
+      <w:hyperlink w:anchor="_Toc240070296" w:history="1">
         <w:r>
           <w:rPr>
             <w:rStyle w:val="Hyperlink"/>
             <w:noProof/>
           </w:rPr>
-          <w:t>TC-08 — Results Export</w:t>
+          <w:t>5.6 TC-06: Abort</w:t>
         </w:r>
         <w:r>
           <w:rPr>
@@ -1660,7 +1376,7 @@
             <w:noProof/>
             <w:webHidden/>
           </w:rPr>
-          <w:instrText xml:space="preserve"> PAGEREF _Toc238739902 \h </w:instrText>
+          <w:instrText xml:space="preserve"> PAGEREF _Toc240070296 \h </w:instrText>
         </w:r>
         <w:r>
           <w:rPr>
@@ -1693,21 +1409,27 @@
     </w:p>
     <w:p>
       <w:pPr>
-        <w:pStyle w:val="TOC1"/>
+        <w:pStyle w:val="TOC2"/>
         <w:tabs>
-          <w:tab w:val="right" w:leader="dot" w:pos="9962"/>
+          <w:tab w:val="right" w:leader="dot" w:pos="10070"/>
         </w:tabs>
         <w:rPr>
+          <w:rFonts w:asciiTheme="minorHAnsi" w:hAnsiTheme="minorHAnsi"/>
           <w:noProof/>
+          <w:kern w:val="2"/>
+          <w:sz w:val="24"/>
+          <w:szCs w:val="24"/>
+          <w:lang w:val="en-IN" w:eastAsia="en-IN"/>
+          <w14:ligatures w14:val="standardContextual"/>
         </w:rPr>
       </w:pPr>
-      <w:hyperlink w:anchor="_Toc238739903" w:history="1">
+      <w:hyperlink w:anchor="_Toc240070297" w:history="1">
         <w:r>
           <w:rPr>
             <w:rStyle w:val="Hyperlink"/>
             <w:noProof/>
           </w:rPr>
-          <w:t>6. Test Completion Summary</w:t>
+          <w:t>5.7 TC-07: Fault Handling</w:t>
         </w:r>
         <w:r>
           <w:rPr>
@@ -1728,7 +1450,7 @@
             <w:noProof/>
             <w:webHidden/>
           </w:rPr>
-          <w:instrText xml:space="preserve"> PAGEREF _Toc238739903 \h </w:instrText>
+          <w:instrText xml:space="preserve"> PAGEREF _Toc240070297 \h </w:instrText>
         </w:r>
         <w:r>
           <w:rPr>
@@ -1761,21 +1483,27 @@
     </w:p>
     <w:p>
       <w:pPr>
-        <w:pStyle w:val="TOC1"/>
+        <w:pStyle w:val="TOC2"/>
         <w:tabs>
-          <w:tab w:val="right" w:leader="dot" w:pos="9962"/>
+          <w:tab w:val="right" w:leader="dot" w:pos="10070"/>
         </w:tabs>
         <w:rPr>
+          <w:rFonts w:asciiTheme="minorHAnsi" w:hAnsiTheme="minorHAnsi"/>
           <w:noProof/>
+          <w:kern w:val="2"/>
+          <w:sz w:val="24"/>
+          <w:szCs w:val="24"/>
+          <w:lang w:val="en-IN" w:eastAsia="en-IN"/>
+          <w14:ligatures w14:val="standardContextual"/>
         </w:rPr>
       </w:pPr>
-      <w:hyperlink w:anchor="_Toc238739904" w:history="1">
+      <w:hyperlink w:anchor="_Toc240070298" w:history="1">
         <w:r>
           <w:rPr>
             <w:rStyle w:val="Hyperlink"/>
             <w:noProof/>
           </w:rPr>
-          <w:t>7. Deviations and Overall Verdict</w:t>
+          <w:t>5.8 TC-08: Results Export</w:t>
         </w:r>
         <w:r>
           <w:rPr>
@@ -1796,75 +1524,7 @@
             <w:noProof/>
             <w:webHidden/>
           </w:rPr>
-          <w:instrText xml:space="preserve"> PAGEREF _Toc238739904 \h </w:instrText>
-        </w:r>
-        <w:r>
-          <w:rPr>
-            <w:noProof/>
-            <w:webHidden/>
-          </w:rPr>
-        </w:r>
-        <w:r>
-          <w:rPr>
-            <w:noProof/>
-            <w:webHidden/>
-          </w:rPr>
-          <w:fldChar w:fldCharType="separate"/>
-        </w:r>
-        <w:r>
-          <w:rPr>
-            <w:noProof/>
-            <w:webHidden/>
-          </w:rPr>
-          <w:t>7</w:t>
-        </w:r>
-        <w:r>
-          <w:rPr>
-            <w:noProof/>
-            <w:webHidden/>
-          </w:rPr>
-          <w:fldChar w:fldCharType="end"/>
-        </w:r>
-      </w:hyperlink>
-    </w:p>
-    <w:p>
-      <w:pPr>
-        <w:pStyle w:val="TOC1"/>
-        <w:tabs>
-          <w:tab w:val="right" w:leader="dot" w:pos="9962"/>
-        </w:tabs>
-        <w:rPr>
-          <w:noProof/>
-        </w:rPr>
-      </w:pPr>
-      <w:hyperlink w:anchor="_Toc238739905" w:history="1">
-        <w:r>
-          <w:rPr>
-            <w:rStyle w:val="Hyperlink"/>
-            <w:noProof/>
-          </w:rPr>
-          <w:t>8. Sign-off</w:t>
-        </w:r>
-        <w:r>
-          <w:rPr>
-            <w:noProof/>
-            <w:webHidden/>
-          </w:rPr>
-          <w:tab/>
-        </w:r>
-        <w:r>
-          <w:rPr>
-            <w:noProof/>
-            <w:webHidden/>
-          </w:rPr>
-          <w:fldChar w:fldCharType="begin"/>
-        </w:r>
-        <w:r>
-          <w:rPr>
-            <w:noProof/>
-            <w:webHidden/>
-          </w:rPr>
-          <w:instrText xml:space="preserve"> PAGEREF _Toc238739905 \h </w:instrText>
+          <w:instrText xml:space="preserve"> PAGEREF _Toc240070298 \h </w:instrText>
         </w:r>
         <w:r>
           <w:rPr>
@@ -1896,23 +1556,242 @@
       </w:hyperlink>
     </w:p>
     <w:p>
+      <w:pPr>
+        <w:pStyle w:val="TOC1"/>
+        <w:tabs>
+          <w:tab w:val="right" w:leader="dot" w:pos="10070"/>
+        </w:tabs>
+        <w:rPr>
+          <w:rFonts w:asciiTheme="minorHAnsi" w:hAnsiTheme="minorHAnsi"/>
+          <w:noProof/>
+          <w:kern w:val="2"/>
+          <w:sz w:val="24"/>
+          <w:szCs w:val="24"/>
+          <w:lang w:val="en-IN" w:eastAsia="en-IN"/>
+          <w14:ligatures w14:val="standardContextual"/>
+        </w:rPr>
+      </w:pPr>
+      <w:hyperlink w:anchor="_Toc240070299" w:history="1">
+        <w:r>
+          <w:rPr>
+            <w:rStyle w:val="Hyperlink"/>
+            <w:noProof/>
+          </w:rPr>
+          <w:t>6 Test Completion Summary</w:t>
+        </w:r>
+        <w:r>
+          <w:rPr>
+            <w:noProof/>
+            <w:webHidden/>
+          </w:rPr>
+          <w:tab/>
+        </w:r>
+        <w:r>
+          <w:rPr>
+            <w:noProof/>
+            <w:webHidden/>
+          </w:rPr>
+          <w:fldChar w:fldCharType="begin"/>
+        </w:r>
+        <w:r>
+          <w:rPr>
+            <w:noProof/>
+            <w:webHidden/>
+          </w:rPr>
+          <w:instrText xml:space="preserve"> PAGEREF _Toc240070299 \h </w:instrText>
+        </w:r>
+        <w:r>
+          <w:rPr>
+            <w:noProof/>
+            <w:webHidden/>
+          </w:rPr>
+        </w:r>
+        <w:r>
+          <w:rPr>
+            <w:noProof/>
+            <w:webHidden/>
+          </w:rPr>
+          <w:fldChar w:fldCharType="separate"/>
+        </w:r>
+        <w:r>
+          <w:rPr>
+            <w:noProof/>
+            <w:webHidden/>
+          </w:rPr>
+          <w:t>8</w:t>
+        </w:r>
+        <w:r>
+          <w:rPr>
+            <w:noProof/>
+            <w:webHidden/>
+          </w:rPr>
+          <w:fldChar w:fldCharType="end"/>
+        </w:r>
+      </w:hyperlink>
+    </w:p>
+    <w:p>
+      <w:pPr>
+        <w:pStyle w:val="TOC1"/>
+        <w:tabs>
+          <w:tab w:val="right" w:leader="dot" w:pos="10070"/>
+        </w:tabs>
+        <w:rPr>
+          <w:rFonts w:asciiTheme="minorHAnsi" w:hAnsiTheme="minorHAnsi"/>
+          <w:noProof/>
+          <w:kern w:val="2"/>
+          <w:sz w:val="24"/>
+          <w:szCs w:val="24"/>
+          <w:lang w:val="en-IN" w:eastAsia="en-IN"/>
+          <w14:ligatures w14:val="standardContextual"/>
+        </w:rPr>
+      </w:pPr>
+      <w:hyperlink w:anchor="_Toc240070300" w:history="1">
+        <w:r>
+          <w:rPr>
+            <w:rStyle w:val="Hyperlink"/>
+            <w:noProof/>
+          </w:rPr>
+          <w:t>7 Deviations and Overall Verdict</w:t>
+        </w:r>
+        <w:r>
+          <w:rPr>
+            <w:noProof/>
+            <w:webHidden/>
+          </w:rPr>
+          <w:tab/>
+        </w:r>
+        <w:r>
+          <w:rPr>
+            <w:noProof/>
+            <w:webHidden/>
+          </w:rPr>
+          <w:fldChar w:fldCharType="begin"/>
+        </w:r>
+        <w:r>
+          <w:rPr>
+            <w:noProof/>
+            <w:webHidden/>
+          </w:rPr>
+          <w:instrText xml:space="preserve"> PAGEREF _Toc240070300 \h </w:instrText>
+        </w:r>
+        <w:r>
+          <w:rPr>
+            <w:noProof/>
+            <w:webHidden/>
+          </w:rPr>
+        </w:r>
+        <w:r>
+          <w:rPr>
+            <w:noProof/>
+            <w:webHidden/>
+          </w:rPr>
+          <w:fldChar w:fldCharType="separate"/>
+        </w:r>
+        <w:r>
+          <w:rPr>
+            <w:noProof/>
+            <w:webHidden/>
+          </w:rPr>
+          <w:t>8</w:t>
+        </w:r>
+        <w:r>
+          <w:rPr>
+            <w:noProof/>
+            <w:webHidden/>
+          </w:rPr>
+          <w:fldChar w:fldCharType="end"/>
+        </w:r>
+      </w:hyperlink>
+    </w:p>
+    <w:p>
+      <w:pPr>
+        <w:pStyle w:val="TOC1"/>
+        <w:tabs>
+          <w:tab w:val="right" w:leader="dot" w:pos="10070"/>
+        </w:tabs>
+        <w:rPr>
+          <w:rFonts w:asciiTheme="minorHAnsi" w:hAnsiTheme="minorHAnsi"/>
+          <w:noProof/>
+          <w:kern w:val="2"/>
+          <w:sz w:val="24"/>
+          <w:szCs w:val="24"/>
+          <w:lang w:val="en-IN" w:eastAsia="en-IN"/>
+          <w14:ligatures w14:val="standardContextual"/>
+        </w:rPr>
+      </w:pPr>
+      <w:hyperlink w:anchor="_Toc240070301" w:history="1">
+        <w:r>
+          <w:rPr>
+            <w:rStyle w:val="Hyperlink"/>
+            <w:noProof/>
+          </w:rPr>
+          <w:t>8 Sign-off</w:t>
+        </w:r>
+        <w:r>
+          <w:rPr>
+            <w:noProof/>
+            <w:webHidden/>
+          </w:rPr>
+          <w:tab/>
+        </w:r>
+        <w:r>
+          <w:rPr>
+            <w:noProof/>
+            <w:webHidden/>
+          </w:rPr>
+          <w:fldChar w:fldCharType="begin"/>
+        </w:r>
+        <w:r>
+          <w:rPr>
+            <w:noProof/>
+            <w:webHidden/>
+          </w:rPr>
+          <w:instrText xml:space="preserve"> PAGEREF _Toc240070301 \h </w:instrText>
+        </w:r>
+        <w:r>
+          <w:rPr>
+            <w:noProof/>
+            <w:webHidden/>
+          </w:rPr>
+        </w:r>
+        <w:r>
+          <w:rPr>
+            <w:noProof/>
+            <w:webHidden/>
+          </w:rPr>
+          <w:fldChar w:fldCharType="separate"/>
+        </w:r>
+        <w:r>
+          <w:rPr>
+            <w:noProof/>
+            <w:webHidden/>
+          </w:rPr>
+          <w:t>9</w:t>
+        </w:r>
+        <w:r>
+          <w:rPr>
+            <w:noProof/>
+            <w:webHidden/>
+          </w:rPr>
+          <w:fldChar w:fldCharType="end"/>
+        </w:r>
+      </w:hyperlink>
+    </w:p>
+    <w:p>
       <w:r>
         <w:fldChar w:fldCharType="end"/>
       </w:r>
     </w:p>
     <w:p>
+      <w:pPr>
+        <w:pStyle w:val="Heading1"/>
+      </w:pPr>
+      <w:bookmarkStart w:id="1" w:name="_Toc238739887"/>
+      <w:bookmarkStart w:id="2" w:name="_Toc240070283"/>
       <w:r>
-        <w:br w:type="page"/>
+        <w:t>Purpose and Scope</w:t>
       </w:r>
-    </w:p>
-    <w:p>
-      <w:pPr>
-        <w:pStyle w:val="Heading1"/>
-      </w:pPr>
-      <w:bookmarkStart w:id="2" w:name="_Toc238739887"/>
-      <w:r>
-        <w:t>1. Purpose and Scope</w:t>
-      </w:r>
+      <w:bookmarkEnd w:id="1"/>
       <w:bookmarkEnd w:id="2"/>
     </w:p>
     <w:p>
@@ -1920,10 +1799,12 @@
         <w:pStyle w:val="Heading2"/>
       </w:pPr>
       <w:bookmarkStart w:id="3" w:name="_Toc238739888"/>
+      <w:bookmarkStart w:id="4" w:name="_Toc240070284"/>
       <w:r>
-        <w:t>1.1 Purpose</w:t>
+        <w:t>Purpose</w:t>
       </w:r>
       <w:bookmarkEnd w:id="3"/>
+      <w:bookmarkEnd w:id="4"/>
     </w:p>
     <w:p>
       <w:r>
@@ -1934,26 +1815,34 @@
       <w:pPr>
         <w:pStyle w:val="Heading2"/>
       </w:pPr>
-      <w:bookmarkStart w:id="4" w:name="_Toc238739889"/>
+      <w:bookmarkStart w:id="5" w:name="_Toc238739889"/>
+      <w:bookmarkStart w:id="6" w:name="_Toc240070285"/>
       <w:r>
-        <w:t>1.2 Scope</w:t>
+        <w:t>Scope</w:t>
       </w:r>
-      <w:bookmarkEnd w:id="4"/>
+      <w:bookmarkEnd w:id="5"/>
+      <w:bookmarkEnd w:id="6"/>
     </w:p>
     <w:p>
       <w:r>
-        <w:t>Covers functional (pass/fail) verification of one assembled unit: Control Card, Matrix Card, and HV Card(s), operated through the GUI. Does not cover firmware programming (see the Flashing Procedure) or day-to-day operation (see the User Manual) — this procedure assumes both are already done and refers to them rather than repeating their steps.</w:t>
+        <w:t xml:space="preserve">Covers functional (pass/fail) verification of one assembled unit: Control Card, Matrix Card, and HV Card(s), operated through the GUI. Does not cover firmware programming (see the Flashing Procedure) or day-to-day </w:t>
+      </w:r>
+      <w:r>
+        <w:lastRenderedPageBreak/>
+        <w:t>operation (see the User Manual). This procedure assumes both are already done and refers to them rather than repeating their steps.</w:t>
       </w:r>
     </w:p>
     <w:p>
       <w:pPr>
         <w:pStyle w:val="Heading2"/>
       </w:pPr>
-      <w:bookmarkStart w:id="5" w:name="_Toc238739890"/>
+      <w:bookmarkStart w:id="7" w:name="_Toc238739890"/>
+      <w:bookmarkStart w:id="8" w:name="_Toc240070286"/>
       <w:r>
-        <w:t>1.3 Acceptance Criteria</w:t>
+        <w:t>Acceptance Criteria</w:t>
       </w:r>
-      <w:bookmarkEnd w:id="5"/>
+      <w:bookmarkEnd w:id="7"/>
+      <w:bookmarkEnd w:id="8"/>
     </w:p>
     <w:p>
       <w:r>
@@ -1964,18 +1853,20 @@
       <w:pPr>
         <w:pStyle w:val="Heading1"/>
       </w:pPr>
-      <w:bookmarkStart w:id="6" w:name="_Toc238739891"/>
+      <w:bookmarkStart w:id="9" w:name="_Toc238739891"/>
+      <w:bookmarkStart w:id="10" w:name="_Toc240070287"/>
       <w:r>
-        <w:t>2. References</w:t>
+        <w:t>References</w:t>
       </w:r>
-      <w:bookmarkEnd w:id="6"/>
+      <w:bookmarkEnd w:id="9"/>
+      <w:bookmarkEnd w:id="10"/>
     </w:p>
     <w:p>
       <w:pPr>
         <w:pStyle w:val="ListBullet"/>
       </w:pPr>
       <w:r>
-        <w:t>HT_MK1 User Manual — GUI operation, screen layout, safety.</w:t>
+        <w:t>HT_MK1 User Manual: GUI operation, screen layout, safety.</w:t>
       </w:r>
     </w:p>
     <w:p>
@@ -1983,7 +1874,7 @@
         <w:pStyle w:val="ListBullet"/>
       </w:pPr>
       <w:r>
-        <w:t>HT_MK1 Flashing Procedure — programming and firmware verification.</w:t>
+        <w:t>HT_MK1 Flashing Procedure: programming and firmware verification.</w:t>
       </w:r>
     </w:p>
     <w:p>
@@ -1991,18 +1882,20 @@
         <w:pStyle w:val="ListBullet"/>
       </w:pPr>
       <w:r>
-        <w:t>HT_MK1 Code Walkthrough — architecture, protocol, and current known limitations.</w:t>
+        <w:t>HT_MK1 Code Walkthrough: architecture, protocol, and current known limitations.</w:t>
       </w:r>
     </w:p>
     <w:p>
       <w:pPr>
         <w:pStyle w:val="Heading1"/>
       </w:pPr>
-      <w:bookmarkStart w:id="7" w:name="_Toc238739892"/>
+      <w:bookmarkStart w:id="11" w:name="_Toc238739892"/>
+      <w:bookmarkStart w:id="12" w:name="_Toc240070288"/>
       <w:r>
-        <w:t>3. Test Environment and Equipment</w:t>
+        <w:t>Test Environment and Equipment</w:t>
       </w:r>
-      <w:bookmarkEnd w:id="7"/>
+      <w:bookmarkEnd w:id="11"/>
+      <w:bookmarkEnd w:id="12"/>
     </w:p>
     <w:tbl>
       <w:tblPr>
@@ -2237,11 +2130,13 @@
       <w:pPr>
         <w:pStyle w:val="Heading1"/>
       </w:pPr>
-      <w:bookmarkStart w:id="8" w:name="_Toc238739893"/>
+      <w:bookmarkStart w:id="13" w:name="_Toc238739893"/>
+      <w:bookmarkStart w:id="14" w:name="_Toc240070289"/>
       <w:r>
-        <w:t>4. Preconditions</w:t>
+        <w:t>Preconditions</w:t>
       </w:r>
-      <w:bookmarkEnd w:id="8"/>
+      <w:bookmarkEnd w:id="13"/>
+      <w:bookmarkEnd w:id="14"/>
     </w:p>
     <w:p>
       <w:pPr>
@@ -2271,21 +2166,25 @@
       <w:pPr>
         <w:pStyle w:val="Heading1"/>
       </w:pPr>
-      <w:bookmarkStart w:id="9" w:name="_Toc238739894"/>
+      <w:bookmarkStart w:id="15" w:name="_Toc238739894"/>
+      <w:bookmarkStart w:id="16" w:name="_Toc240070290"/>
       <w:r>
-        <w:t>5. Test Cases</w:t>
+        <w:t>Test Cases</w:t>
       </w:r>
-      <w:bookmarkEnd w:id="9"/>
+      <w:bookmarkEnd w:id="15"/>
+      <w:bookmarkEnd w:id="16"/>
     </w:p>
     <w:p>
       <w:pPr>
         <w:pStyle w:val="Heading2"/>
       </w:pPr>
-      <w:bookmarkStart w:id="10" w:name="_Toc238739895"/>
+      <w:bookmarkStart w:id="17" w:name="_Toc238739895"/>
+      <w:bookmarkStart w:id="18" w:name="_Toc240070291"/>
       <w:r>
-        <w:t>TC-01 — Power-On and Connection</w:t>
+        <w:t>TC-01: Power-On and Connection</w:t>
       </w:r>
-      <w:bookmarkEnd w:id="10"/>
+      <w:bookmarkEnd w:id="17"/>
+      <w:bookmarkEnd w:id="18"/>
     </w:p>
     <w:p>
       <w:r>
@@ -2322,6 +2221,7 @@
         <w:ind w:left="360" w:hanging="360"/>
       </w:pPr>
       <w:r>
+        <w:lastRenderedPageBreak/>
         <w:t>1.</w:t>
       </w:r>
       <w:r>
@@ -2521,11 +2421,13 @@
       <w:pPr>
         <w:pStyle w:val="Heading2"/>
       </w:pPr>
-      <w:bookmarkStart w:id="11" w:name="_Toc238739896"/>
+      <w:bookmarkStart w:id="19" w:name="_Toc238739896"/>
+      <w:bookmarkStart w:id="20" w:name="_Toc240070292"/>
       <w:r>
-        <w:t>TC-02 — Continuity Test (Stage 1)</w:t>
+        <w:t>TC-02: Continuity Test (Stage 1)</w:t>
       </w:r>
-      <w:bookmarkEnd w:id="11"/>
+      <w:bookmarkEnd w:id="19"/>
+      <w:bookmarkEnd w:id="20"/>
     </w:p>
     <w:p>
       <w:r>
@@ -2590,8 +2492,6 @@
       </w:r>
       <w:r>
         <w:tab/>
-      </w:r>
-      <w:r>
         <w:t>Repeat using the intentional-open variant. Record the result.</w:t>
       </w:r>
     </w:p>
@@ -2775,11 +2675,13 @@
       <w:pPr>
         <w:pStyle w:val="Heading2"/>
       </w:pPr>
-      <w:bookmarkStart w:id="12" w:name="_Toc238739897"/>
+      <w:bookmarkStart w:id="21" w:name="_Toc238739897"/>
+      <w:bookmarkStart w:id="22" w:name="_Toc240070293"/>
       <w:r>
-        <w:t>TC-03 — Resistance Test (Stage 2)</w:t>
+        <w:t>TC-03: Resistance Test (Stage 2)</w:t>
       </w:r>
-      <w:bookmarkEnd w:id="12"/>
+      <w:bookmarkEnd w:id="21"/>
+      <w:bookmarkEnd w:id="22"/>
     </w:p>
     <w:p>
       <w:r>
@@ -2840,6 +2742,7 @@
         <w:ind w:left="360" w:hanging="360"/>
       </w:pPr>
       <w:r>
+        <w:lastRenderedPageBreak/>
         <w:t>3.</w:t>
       </w:r>
       <w:r>
@@ -3041,11 +2944,13 @@
       <w:pPr>
         <w:pStyle w:val="Heading2"/>
       </w:pPr>
-      <w:bookmarkStart w:id="13" w:name="_Toc238739898"/>
+      <w:bookmarkStart w:id="23" w:name="_Toc238739898"/>
+      <w:bookmarkStart w:id="24" w:name="_Toc240070294"/>
       <w:r>
-        <w:t>TC-04 — Fixture Handover</w:t>
+        <w:t>TC-04: Fixture Handover</w:t>
       </w:r>
-      <w:bookmarkEnd w:id="13"/>
+      <w:bookmarkEnd w:id="23"/>
+      <w:bookmarkEnd w:id="24"/>
     </w:p>
     <w:p>
       <w:r>
@@ -3281,11 +3186,13 @@
       <w:pPr>
         <w:pStyle w:val="Heading2"/>
       </w:pPr>
-      <w:bookmarkStart w:id="14" w:name="_Toc238739899"/>
+      <w:bookmarkStart w:id="25" w:name="_Toc238739899"/>
+      <w:bookmarkStart w:id="26" w:name="_Toc240070295"/>
       <w:r>
-        <w:t>TC-05 — Insulation Test (Stage 3)</w:t>
+        <w:t>TC-05: Insulation Test (Stage 3)</w:t>
       </w:r>
-      <w:bookmarkEnd w:id="14"/>
+      <w:bookmarkEnd w:id="25"/>
+      <w:bookmarkEnd w:id="26"/>
     </w:p>
     <w:p>
       <w:r>
@@ -3295,7 +3202,7 @@
         <w:t xml:space="preserve">Objective: </w:t>
       </w:r>
       <w:r>
-        <w:t>Confirm the insulation test arms, applies HV, measures leakage, and returns the system to a safe state — for both a passing and a failing net.</w:t>
+        <w:t>Confirm the insulation test arms, applies HV, measures leakage, and returns the system to a safe state, for both a passing and a failing net.</w:t>
       </w:r>
     </w:p>
     <w:p>
@@ -3326,8 +3233,6 @@
       </w:r>
       <w:r>
         <w:tab/>
-      </w:r>
-      <w:r>
         <w:t>Arm and run insulation on the known-good harness (User Manual, Section 6.2).</w:t>
       </w:r>
     </w:p>
@@ -3348,6 +3253,7 @@
         <w:ind w:left="360" w:hanging="360"/>
       </w:pPr>
       <w:r>
+        <w:lastRenderedPageBreak/>
         <w:t>3.</w:t>
       </w:r>
       <w:r>
@@ -3549,11 +3455,13 @@
       <w:pPr>
         <w:pStyle w:val="Heading2"/>
       </w:pPr>
-      <w:bookmarkStart w:id="15" w:name="_Toc238739900"/>
+      <w:bookmarkStart w:id="27" w:name="_Toc238739900"/>
+      <w:bookmarkStart w:id="28" w:name="_Toc240070296"/>
       <w:r>
-        <w:t>TC-06 — Abort</w:t>
+        <w:t>TC-06: Abort</w:t>
       </w:r>
-      <w:bookmarkEnd w:id="15"/>
+      <w:bookmarkEnd w:id="27"/>
+      <w:bookmarkEnd w:id="28"/>
     </w:p>
     <w:p>
       <w:r>
@@ -3777,11 +3685,13 @@
       <w:pPr>
         <w:pStyle w:val="Heading2"/>
       </w:pPr>
-      <w:bookmarkStart w:id="16" w:name="_Toc238739901"/>
+      <w:bookmarkStart w:id="29" w:name="_Toc238739901"/>
+      <w:bookmarkStart w:id="30" w:name="_Toc240070297"/>
       <w:r>
-        <w:t>TC-07 — Fault Handling</w:t>
+        <w:t>TC-07: Fault Handling</w:t>
       </w:r>
-      <w:bookmarkEnd w:id="16"/>
+      <w:bookmarkEnd w:id="29"/>
+      <w:bookmarkEnd w:id="30"/>
     </w:p>
     <w:p>
       <w:r>
@@ -3889,6 +3799,7 @@
               <w:rPr>
                 <w:sz w:val="19"/>
               </w:rPr>
+              <w:lastRenderedPageBreak/>
               <w:t>Result</w:t>
             </w:r>
           </w:p>
@@ -4017,11 +3928,13 @@
       <w:pPr>
         <w:pStyle w:val="Heading2"/>
       </w:pPr>
-      <w:bookmarkStart w:id="17" w:name="_Toc238739902"/>
+      <w:bookmarkStart w:id="31" w:name="_Toc238739902"/>
+      <w:bookmarkStart w:id="32" w:name="_Toc240070298"/>
       <w:r>
-        <w:t>TC-08 — Results Export</w:t>
+        <w:t>TC-08: Results Export</w:t>
       </w:r>
-      <w:bookmarkEnd w:id="17"/>
+      <w:bookmarkEnd w:id="31"/>
+      <w:bookmarkEnd w:id="32"/>
     </w:p>
     <w:p>
       <w:r>
@@ -4245,11 +4158,13 @@
       <w:pPr>
         <w:pStyle w:val="Heading1"/>
       </w:pPr>
-      <w:bookmarkStart w:id="18" w:name="_Toc238739903"/>
+      <w:bookmarkStart w:id="33" w:name="_Toc238739903"/>
+      <w:bookmarkStart w:id="34" w:name="_Toc240070299"/>
       <w:r>
-        <w:t>6. Test Completion Summary</w:t>
+        <w:t>Test Completion Summary</w:t>
       </w:r>
-      <w:bookmarkEnd w:id="18"/>
+      <w:bookmarkEnd w:id="33"/>
+      <w:bookmarkEnd w:id="34"/>
     </w:p>
     <w:tbl>
       <w:tblPr>
@@ -4689,11 +4604,13 @@
       <w:pPr>
         <w:pStyle w:val="Heading1"/>
       </w:pPr>
-      <w:bookmarkStart w:id="19" w:name="_Toc238739904"/>
+      <w:bookmarkStart w:id="35" w:name="_Toc238739904"/>
+      <w:bookmarkStart w:id="36" w:name="_Toc240070300"/>
       <w:r>
-        <w:t>7. Deviations and Overall Verdict</w:t>
+        <w:t>Deviations and Overall Verdict</w:t>
       </w:r>
-      <w:bookmarkEnd w:id="19"/>
+      <w:bookmarkEnd w:id="35"/>
+      <w:bookmarkEnd w:id="36"/>
     </w:p>
     <w:p>
       <w:r>
@@ -4837,13 +4754,11 @@
         <w:rPr>
           <w:b/>
         </w:rPr>
+        <w:lastRenderedPageBreak/>
         <w:t xml:space="preserve">Overall Verdict:  </w:t>
       </w:r>
       <w:r>
-        <w:t>☐</w:t>
-      </w:r>
-      <w:r>
-        <w:t xml:space="preserve"> PASS      ☐ FAIL</w:t>
+        <w:t>☐ PASS      ☐ FAIL</w:t>
       </w:r>
     </w:p>
     <w:p>
@@ -4855,11 +4770,13 @@
       <w:pPr>
         <w:pStyle w:val="Heading1"/>
       </w:pPr>
-      <w:bookmarkStart w:id="20" w:name="_Toc238739905"/>
+      <w:bookmarkStart w:id="37" w:name="_Toc238739905"/>
+      <w:bookmarkStart w:id="38" w:name="_Toc240070301"/>
       <w:r>
-        <w:t>8. Sign-off</w:t>
+        <w:t>Sign-off</w:t>
       </w:r>
-      <w:bookmarkEnd w:id="20"/>
+      <w:bookmarkEnd w:id="37"/>
+      <w:bookmarkEnd w:id="38"/>
     </w:p>
     <w:tbl>
       <w:tblPr>
@@ -5093,7 +5010,7 @@
     <w:sectPr>
       <w:footerReference w:type="default" r:id="rId9"/>
       <w:pgSz w:w="12240" w:h="15840"/>
-      <w:pgMar w:top="1134" w:right="1134" w:bottom="1134" w:left="1134" w:header="720" w:footer="720" w:gutter="0"/>
+      <w:pgMar w:top="1440" w:right="1080" w:bottom="1440" w:left="1080" w:header="720" w:footer="720" w:gutter="0"/>
       <w:cols w:space="720"/>
       <w:docGrid w:linePitch="360"/>
     </w:sectPr>
@@ -5102,7 +5019,7 @@
 </file>
 
 <file path=word/endnotes.xml><?xml version="1.0" encoding="utf-8"?>
-<w:endnotes xmlns:wpc="http://schemas.microsoft.com/office/word/2010/wordprocessingCanvas" xmlns:cx="http://schemas.microsoft.com/office/drawing/2014/chartex" xmlns:cx1="http://schemas.microsoft.com/office/drawing/2015/9/8/chartex" xmlns:cx2="http://schemas.microsoft.com/office/drawing/2015/10/21/chartex" xmlns:cx3="http://schemas.microsoft.com/office/drawing/2016/5/9/chartex" xmlns:cx4="http://schemas.microsoft.com/office/drawing/2016/5/10/chartex" xmlns:cx5="http://schemas.microsoft.com/office/drawing/2016/5/11/chartex" xmlns:cx6="http://schemas.microsoft.com/office/drawing/2016/5/12/chartex" xmlns:cx7="http://schemas.microsoft.com/office/drawing/2016/5/13/chartex" xmlns:cx8="http://schemas.microsoft.com/office/drawing/2016/5/14/chartex" xmlns:mc="http://schemas.openxmlformats.org/markup-compatibility/2006" xmlns:aink="http://schemas.microsoft.com/office/drawing/2016/ink" xmlns:am3d="http://schemas.microsoft.com/office/drawing/2017/model3d" xmlns:o="urn:schemas-microsoft-com:office:office" xmlns:oel="http://schemas.microsoft.com/office/2019/extlst" xmlns:r="http://schemas.openxmlformats.org/officeDocument/2006/relationships" xmlns:m="http://schemas.openxmlformats.org/officeDocument/2006/math" xmlns:v="urn:schemas-microsoft-com:vml" xmlns:wp14="http://schemas.microsoft.com/office/word/2010/wordprocessingDrawing" xmlns:wp="http://schemas.openxmlformats.org/drawingml/2006/wordprocessingDrawing" xmlns:w10="urn:schemas-microsoft-com:office:word" xmlns:w="http://schemas.openxmlformats.org/wordprocessingml/2006/main" xmlns:w14="http://schemas.microsoft.com/office/word/2010/wordml" xmlns:w15="http://schemas.microsoft.com/office/word/2012/wordml" xmlns:w16cei="http://schemas.microsoft.com/office/word/2026/wordml/cei" xmlns:w16cex="http://schemas.microsoft.com/office/word/2018/wordml/cex" xmlns:w16cid="http://schemas.microsoft.com/office/word/2016/wordml/cid" xmlns:w16="http://schemas.microsoft.com/office/word/2018/wordml" xmlns:w16du="http://schemas.microsoft.com/office/word/2023/wordml/word16du" xmlns:w16sdtdh="http://schemas.microsoft.com/office/word/2020/wordml/sdtdatahash" xmlns:w16sdtfl="http://schemas.microsoft.com/office/word/2024/wordml/sdtformatlock" xmlns:w16se="http://schemas.microsoft.com/office/word/2015/wordml/symex" xmlns:wpg="http://schemas.microsoft.com/office/word/2010/wordprocessingGroup" xmlns:wpi="http://schemas.microsoft.com/office/word/2010/wordprocessingInk" xmlns:wne="http://schemas.microsoft.com/office/word/2006/wordml" xmlns:wps="http://schemas.microsoft.com/office/word/2010/wordprocessingShape" mc:Ignorable="w14 w15 w16se w16cid w16 w16cex w16sdtdh w16sdtfl w16du wp14">
+<w:endnotes xmlns:wpc="http://schemas.microsoft.com/office/word/2010/wordprocessingCanvas" xmlns:cx="http://schemas.microsoft.com/office/drawing/2014/chartex" xmlns:cx1="http://schemas.microsoft.com/office/drawing/2015/9/8/chartex" xmlns:cx2="http://schemas.microsoft.com/office/drawing/2015/10/21/chartex" xmlns:cx3="http://schemas.microsoft.com/office/drawing/2016/5/9/chartex" xmlns:cx4="http://schemas.microsoft.com/office/drawing/2016/5/10/chartex" xmlns:cx5="http://schemas.microsoft.com/office/drawing/2016/5/11/chartex" xmlns:cx6="http://schemas.microsoft.com/office/drawing/2016/5/12/chartex" xmlns:cx7="http://schemas.microsoft.com/office/drawing/2016/5/13/chartex" xmlns:cx8="http://schemas.microsoft.com/office/drawing/2016/5/14/chartex" xmlns:mc="http://schemas.openxmlformats.org/markup-compatibility/2006" xmlns:aink="http://schemas.microsoft.com/office/drawing/2016/ink" xmlns:am3d="http://schemas.microsoft.com/office/drawing/2017/model3d" xmlns:o="urn:schemas-microsoft-com:office:office" xmlns:oel="http://schemas.microsoft.com/office/2019/extlst" xmlns:r="http://schemas.openxmlformats.org/officeDocument/2006/relationships" xmlns:m="http://schemas.openxmlformats.org/officeDocument/2006/math" xmlns:v="urn:schemas-microsoft-com:vml" xmlns:wp14="http://schemas.microsoft.com/office/word/2010/wordprocessingDrawing" xmlns:wp="http://schemas.openxmlformats.org/drawingml/2006/wordprocessingDrawing" xmlns:w10="urn:schemas-microsoft-com:office:word" xmlns:w="http://schemas.openxmlformats.org/wordprocessingml/2006/main" xmlns:w14="http://schemas.microsoft.com/office/word/2010/wordml" xmlns:w15="http://schemas.microsoft.com/office/word/2012/wordml" xmlns:w16cex="http://schemas.microsoft.com/office/word/2018/wordml/cex" xmlns:w16cid="http://schemas.microsoft.com/office/word/2016/wordml/cid" xmlns:w16="http://schemas.microsoft.com/office/word/2018/wordml" xmlns:w16du="http://schemas.microsoft.com/office/word/2023/wordml/word16du" xmlns:w16sdtdh="http://schemas.microsoft.com/office/word/2020/wordml/sdtdatahash" xmlns:w16sdtfl="http://schemas.microsoft.com/office/word/2024/wordml/sdtformatlock" xmlns:w16se="http://schemas.microsoft.com/office/word/2015/wordml/symex" xmlns:wpg="http://schemas.microsoft.com/office/word/2010/wordprocessingGroup" xmlns:wpi="http://schemas.microsoft.com/office/word/2010/wordprocessingInk" xmlns:wne="http://schemas.microsoft.com/office/word/2006/wordml" xmlns:wps="http://schemas.microsoft.com/office/word/2010/wordprocessingShape" mc:Ignorable="w14 w15 w16se w16cid w16 w16cex w16sdtdh w16sdtfl w16du wp14">
   <w:endnote w:type="separator" w:id="-1">
     <w:p>
       <w:pPr>
@@ -5127,28 +5044,72 @@
 </file>
 
 <file path=word/footer1.xml><?xml version="1.0" encoding="utf-8"?>
-<w:ftr xmlns:wpc="http://schemas.microsoft.com/office/word/2010/wordprocessingCanvas" xmlns:cx="http://schemas.microsoft.com/office/drawing/2014/chartex" xmlns:cx1="http://schemas.microsoft.com/office/drawing/2015/9/8/chartex" xmlns:cx2="http://schemas.microsoft.com/office/drawing/2015/10/21/chartex" xmlns:cx3="http://schemas.microsoft.com/office/drawing/2016/5/9/chartex" xmlns:cx4="http://schemas.microsoft.com/office/drawing/2016/5/10/chartex" xmlns:cx5="http://schemas.microsoft.com/office/drawing/2016/5/11/chartex" xmlns:cx6="http://schemas.microsoft.com/office/drawing/2016/5/12/chartex" xmlns:cx7="http://schemas.microsoft.com/office/drawing/2016/5/13/chartex" xmlns:cx8="http://schemas.microsoft.com/office/drawing/2016/5/14/chartex" xmlns:mc="http://schemas.openxmlformats.org/markup-compatibility/2006" xmlns:aink="http://schemas.microsoft.com/office/drawing/2016/ink" xmlns:am3d="http://schemas.microsoft.com/office/drawing/2017/model3d" xmlns:o="urn:schemas-microsoft-com:office:office" xmlns:oel="http://schemas.microsoft.com/office/2019/extlst" xmlns:r="http://schemas.openxmlformats.org/officeDocument/2006/relationships" xmlns:m="http://schemas.openxmlformats.org/officeDocument/2006/math" xmlns:v="urn:schemas-microsoft-com:vml" xmlns:wp14="http://schemas.microsoft.com/office/word/2010/wordprocessingDrawing" xmlns:wp="http://schemas.openxmlformats.org/drawingml/2006/wordprocessingDrawing" xmlns:w10="urn:schemas-microsoft-com:office:word" xmlns:w="http://schemas.openxmlformats.org/wordprocessingml/2006/main" xmlns:w14="http://schemas.microsoft.com/office/word/2010/wordml" xmlns:w15="http://schemas.microsoft.com/office/word/2012/wordml" xmlns:w16cei="http://schemas.microsoft.com/office/word/2026/wordml/cei" xmlns:w16cex="http://schemas.microsoft.com/office/word/2018/wordml/cex" xmlns:w16cid="http://schemas.microsoft.com/office/word/2016/wordml/cid" xmlns:w16="http://schemas.microsoft.com/office/word/2018/wordml" xmlns:w16du="http://schemas.microsoft.com/office/word/2023/wordml/word16du" xmlns:w16sdtdh="http://schemas.microsoft.com/office/word/2020/wordml/sdtdatahash" xmlns:w16sdtfl="http://schemas.microsoft.com/office/word/2024/wordml/sdtformatlock" xmlns:w16se="http://schemas.microsoft.com/office/word/2015/wordml/symex" xmlns:wpg="http://schemas.microsoft.com/office/word/2010/wordprocessingGroup" xmlns:wpi="http://schemas.microsoft.com/office/word/2010/wordprocessingInk" xmlns:wne="http://schemas.microsoft.com/office/word/2006/wordml" xmlns:wps="http://schemas.microsoft.com/office/word/2010/wordprocessingShape" mc:Ignorable="w14 w15 w16se w16cid w16 w16cex w16sdtdh w16sdtfl w16du wp14">
+<w:ftr xmlns:wpc="http://schemas.microsoft.com/office/word/2010/wordprocessingCanvas" xmlns:cx="http://schemas.microsoft.com/office/drawing/2014/chartex" xmlns:cx1="http://schemas.microsoft.com/office/drawing/2015/9/8/chartex" xmlns:cx2="http://schemas.microsoft.com/office/drawing/2015/10/21/chartex" xmlns:cx3="http://schemas.microsoft.com/office/drawing/2016/5/9/chartex" xmlns:cx4="http://schemas.microsoft.com/office/drawing/2016/5/10/chartex" xmlns:cx5="http://schemas.microsoft.com/office/drawing/2016/5/11/chartex" xmlns:cx6="http://schemas.microsoft.com/office/drawing/2016/5/12/chartex" xmlns:cx7="http://schemas.microsoft.com/office/drawing/2016/5/13/chartex" xmlns:cx8="http://schemas.microsoft.com/office/drawing/2016/5/14/chartex" xmlns:mc="http://schemas.openxmlformats.org/markup-compatibility/2006" xmlns:aink="http://schemas.microsoft.com/office/drawing/2016/ink" xmlns:am3d="http://schemas.microsoft.com/office/drawing/2017/model3d" xmlns:o="urn:schemas-microsoft-com:office:office" xmlns:oel="http://schemas.microsoft.com/office/2019/extlst" xmlns:r="http://schemas.openxmlformats.org/officeDocument/2006/relationships" xmlns:m="http://schemas.openxmlformats.org/officeDocument/2006/math" xmlns:v="urn:schemas-microsoft-com:vml" xmlns:wp14="http://schemas.microsoft.com/office/word/2010/wordprocessingDrawing" xmlns:wp="http://schemas.openxmlformats.org/drawingml/2006/wordprocessingDrawing" xmlns:w10="urn:schemas-microsoft-com:office:word" xmlns:w="http://schemas.openxmlformats.org/wordprocessingml/2006/main" xmlns:w14="http://schemas.microsoft.com/office/word/2010/wordml" xmlns:w15="http://schemas.microsoft.com/office/word/2012/wordml" xmlns:w16cex="http://schemas.microsoft.com/office/word/2018/wordml/cex" xmlns:w16cid="http://schemas.microsoft.com/office/word/2016/wordml/cid" xmlns:w16="http://schemas.microsoft.com/office/word/2018/wordml" xmlns:w16du="http://schemas.microsoft.com/office/word/2023/wordml/word16du" xmlns:w16sdtdh="http://schemas.microsoft.com/office/word/2020/wordml/sdtdatahash" xmlns:w16sdtfl="http://schemas.microsoft.com/office/word/2024/wordml/sdtformatlock" xmlns:w16se="http://schemas.microsoft.com/office/word/2015/wordml/symex" xmlns:wpg="http://schemas.microsoft.com/office/word/2010/wordprocessingGroup" xmlns:wpi="http://schemas.microsoft.com/office/word/2010/wordprocessingInk" xmlns:wne="http://schemas.microsoft.com/office/word/2006/wordml" xmlns:wps="http://schemas.microsoft.com/office/word/2010/wordprocessingShape" mc:Ignorable="w14 w15 w16se w16cid w16 w16cex w16sdtdh w16sdtfl w16du wp14">
   <w:p>
     <w:pPr>
       <w:pStyle w:val="Footer"/>
+      <w:tabs>
+        <w:tab w:val="center" w:pos="5040"/>
+        <w:tab w:val="right" w:pos="10080"/>
+      </w:tabs>
       <w:jc w:val="center"/>
     </w:pPr>
     <w:r>
       <w:rPr>
-        <w:sz w:val="16"/>
-      </w:rPr>
-      <w:t xml:space="preserve">Azista BST Aerospace Private Limited — Confidential — Prepared for Infinity Integration Pvt. Ltd.    |    Page </w:t>
+        <w:color w:val="4F81BD"/>
+        <w:sz w:val="20"/>
+      </w:rPr>
+      <w:t>DOC ID: HT_MK1_FTP</w:t>
     </w:r>
     <w:r>
+      <w:rPr>
+        <w:color w:val="4F81BD"/>
+        <w:sz w:val="20"/>
+      </w:rPr>
+      <w:tab/>
+    </w:r>
+    <w:r>
+      <w:rPr>
+        <w:b/>
+        <w:color w:val="4F81BD"/>
+        <w:sz w:val="20"/>
+        <w:u w:val="single"/>
+      </w:rPr>
+      <w:t>CONFIDENTIAL</w:t>
+    </w:r>
+    <w:r>
+      <w:rPr>
+        <w:color w:val="4F81BD"/>
+        <w:sz w:val="20"/>
+      </w:rPr>
+      <w:tab/>
+      <w:t xml:space="preserve">Page </w:t>
+    </w:r>
+    <w:r>
+      <w:rPr>
+        <w:b/>
+        <w:color w:val="4F81BD"/>
+        <w:sz w:val="20"/>
+      </w:rPr>
       <w:fldChar w:fldCharType="begin"/>
     </w:r>
     <w:r>
-      <w:instrText>PAGE</w:instrText>
+      <w:rPr>
+        <w:b/>
+        <w:color w:val="4F81BD"/>
+        <w:sz w:val="20"/>
+      </w:rPr>
+      <w:instrText xml:space="preserve"> PAGE </w:instrText>
     </w:r>
     <w:r>
       <w:fldChar w:fldCharType="separate"/>
     </w:r>
     <w:r>
+      <w:rPr>
+        <w:b/>
+        <w:color w:val="4F81BD"/>
+        <w:sz w:val="20"/>
+      </w:rPr>
       <w:t>1</w:t>
     </w:r>
     <w:r>
@@ -5156,20 +5117,36 @@
     </w:r>
     <w:r>
       <w:rPr>
-        <w:sz w:val="16"/>
+        <w:color w:val="4F81BD"/>
+        <w:sz w:val="20"/>
       </w:rPr>
       <w:t xml:space="preserve"> of </w:t>
     </w:r>
     <w:r>
+      <w:rPr>
+        <w:b/>
+        <w:color w:val="4F81BD"/>
+        <w:sz w:val="20"/>
+      </w:rPr>
       <w:fldChar w:fldCharType="begin"/>
     </w:r>
     <w:r>
-      <w:instrText>NUMPAGES</w:instrText>
+      <w:rPr>
+        <w:b/>
+        <w:color w:val="4F81BD"/>
+        <w:sz w:val="20"/>
+      </w:rPr>
+      <w:instrText xml:space="preserve"> NUMPAGES </w:instrText>
     </w:r>
     <w:r>
       <w:fldChar w:fldCharType="separate"/>
     </w:r>
     <w:r>
+      <w:rPr>
+        <w:b/>
+        <w:color w:val="4F81BD"/>
+        <w:sz w:val="20"/>
+      </w:rPr>
       <w:t>1</w:t>
     </w:r>
     <w:r>
@@ -5180,7 +5157,7 @@
 </file>
 
 <file path=word/footnotes.xml><?xml version="1.0" encoding="utf-8"?>
-<w:footnotes xmlns:wpc="http://schemas.microsoft.com/office/word/2010/wordprocessingCanvas" xmlns:cx="http://schemas.microsoft.com/office/drawing/2014/chartex" xmlns:cx1="http://schemas.microsoft.com/office/drawing/2015/9/8/chartex" xmlns:cx2="http://schemas.microsoft.com/office/drawing/2015/10/21/chartex" xmlns:cx3="http://schemas.microsoft.com/office/drawing/2016/5/9/chartex" xmlns:cx4="http://schemas.microsoft.com/office/drawing/2016/5/10/chartex" xmlns:cx5="http://schemas.microsoft.com/office/drawing/2016/5/11/chartex" xmlns:cx6="http://schemas.microsoft.com/office/drawing/2016/5/12/chartex" xmlns:cx7="http://schemas.microsoft.com/office/drawing/2016/5/13/chartex" xmlns:cx8="http://schemas.microsoft.com/office/drawing/2016/5/14/chartex" xmlns:mc="http://schemas.openxmlformats.org/markup-compatibility/2006" xmlns:aink="http://schemas.microsoft.com/office/drawing/2016/ink" xmlns:am3d="http://schemas.microsoft.com/office/drawing/2017/model3d" xmlns:o="urn:schemas-microsoft-com:office:office" xmlns:oel="http://schemas.microsoft.com/office/2019/extlst" xmlns:r="http://schemas.openxmlformats.org/officeDocument/2006/relationships" xmlns:m="http://schemas.openxmlformats.org/officeDocument/2006/math" xmlns:v="urn:schemas-microsoft-com:vml" xmlns:wp14="http://schemas.microsoft.com/office/word/2010/wordprocessingDrawing" xmlns:wp="http://schemas.openxmlformats.org/drawingml/2006/wordprocessingDrawing" xmlns:w10="urn:schemas-microsoft-com:office:word" xmlns:w="http://schemas.openxmlformats.org/wordprocessingml/2006/main" xmlns:w14="http://schemas.microsoft.com/office/word/2010/wordml" xmlns:w15="http://schemas.microsoft.com/office/word/2012/wordml" xmlns:w16cei="http://schemas.microsoft.com/office/word/2026/wordml/cei" xmlns:w16cex="http://schemas.microsoft.com/office/word/2018/wordml/cex" xmlns:w16cid="http://schemas.microsoft.com/office/word/2016/wordml/cid" xmlns:w16="http://schemas.microsoft.com/office/word/2018/wordml" xmlns:w16du="http://schemas.microsoft.com/office/word/2023/wordml/word16du" xmlns:w16sdtdh="http://schemas.microsoft.com/office/word/2020/wordml/sdtdatahash" xmlns:w16sdtfl="http://schemas.microsoft.com/office/word/2024/wordml/sdtformatlock" xmlns:w16se="http://schemas.microsoft.com/office/word/2015/wordml/symex" xmlns:wpg="http://schemas.microsoft.com/office/word/2010/wordprocessingGroup" xmlns:wpi="http://schemas.microsoft.com/office/word/2010/wordprocessingInk" xmlns:wne="http://schemas.microsoft.com/office/word/2006/wordml" xmlns:wps="http://schemas.microsoft.com/office/word/2010/wordprocessingShape" mc:Ignorable="w14 w15 w16se w16cid w16 w16cex w16sdtdh w16sdtfl w16du wp14">
+<w:footnotes xmlns:wpc="http://schemas.microsoft.com/office/word/2010/wordprocessingCanvas" xmlns:cx="http://schemas.microsoft.com/office/drawing/2014/chartex" xmlns:cx1="http://schemas.microsoft.com/office/drawing/2015/9/8/chartex" xmlns:cx2="http://schemas.microsoft.com/office/drawing/2015/10/21/chartex" xmlns:cx3="http://schemas.microsoft.com/office/drawing/2016/5/9/chartex" xmlns:cx4="http://schemas.microsoft.com/office/drawing/2016/5/10/chartex" xmlns:cx5="http://schemas.microsoft.com/office/drawing/2016/5/11/chartex" xmlns:cx6="http://schemas.microsoft.com/office/drawing/2016/5/12/chartex" xmlns:cx7="http://schemas.microsoft.com/office/drawing/2016/5/13/chartex" xmlns:cx8="http://schemas.microsoft.com/office/drawing/2016/5/14/chartex" xmlns:mc="http://schemas.openxmlformats.org/markup-compatibility/2006" xmlns:aink="http://schemas.microsoft.com/office/drawing/2016/ink" xmlns:am3d="http://schemas.microsoft.com/office/drawing/2017/model3d" xmlns:o="urn:schemas-microsoft-com:office:office" xmlns:oel="http://schemas.microsoft.com/office/2019/extlst" xmlns:r="http://schemas.openxmlformats.org/officeDocument/2006/relationships" xmlns:m="http://schemas.openxmlformats.org/officeDocument/2006/math" xmlns:v="urn:schemas-microsoft-com:vml" xmlns:wp14="http://schemas.microsoft.com/office/word/2010/wordprocessingDrawing" xmlns:wp="http://schemas.openxmlformats.org/drawingml/2006/wordprocessingDrawing" xmlns:w10="urn:schemas-microsoft-com:office:word" xmlns:w="http://schemas.openxmlformats.org/wordprocessingml/2006/main" xmlns:w14="http://schemas.microsoft.com/office/word/2010/wordml" xmlns:w15="http://schemas.microsoft.com/office/word/2012/wordml" xmlns:w16cex="http://schemas.microsoft.com/office/word/2018/wordml/cex" xmlns:w16cid="http://schemas.microsoft.com/office/word/2016/wordml/cid" xmlns:w16="http://schemas.microsoft.com/office/word/2018/wordml" xmlns:w16du="http://schemas.microsoft.com/office/word/2023/wordml/word16du" xmlns:w16sdtdh="http://schemas.microsoft.com/office/word/2020/wordml/sdtdatahash" xmlns:w16sdtfl="http://schemas.microsoft.com/office/word/2024/wordml/sdtformatlock" xmlns:w16se="http://schemas.microsoft.com/office/word/2015/wordml/symex" xmlns:wpg="http://schemas.microsoft.com/office/word/2010/wordprocessingGroup" xmlns:wpi="http://schemas.microsoft.com/office/word/2010/wordprocessingInk" xmlns:wne="http://schemas.microsoft.com/office/word/2006/wordml" xmlns:wps="http://schemas.microsoft.com/office/word/2010/wordprocessingShape" mc:Ignorable="w14 w15 w16se w16cid w16 w16cex w16sdtdh w16sdtfl w16du wp14">
   <w:footnote w:type="separator" w:id="-1">
     <w:p>
       <w:pPr>
@@ -5205,7 +5182,7 @@
 </file>
 
 <file path=word/numbering.xml><?xml version="1.0" encoding="utf-8"?>
-<w:numbering xmlns:wpc="http://schemas.microsoft.com/office/word/2010/wordprocessingCanvas" xmlns:cx="http://schemas.microsoft.com/office/drawing/2014/chartex" xmlns:cx1="http://schemas.microsoft.com/office/drawing/2015/9/8/chartex" xmlns:cx2="http://schemas.microsoft.com/office/drawing/2015/10/21/chartex" xmlns:cx3="http://schemas.microsoft.com/office/drawing/2016/5/9/chartex" xmlns:cx4="http://schemas.microsoft.com/office/drawing/2016/5/10/chartex" xmlns:cx5="http://schemas.microsoft.com/office/drawing/2016/5/11/chartex" xmlns:cx6="http://schemas.microsoft.com/office/drawing/2016/5/12/chartex" xmlns:cx7="http://schemas.microsoft.com/office/drawing/2016/5/13/chartex" xmlns:cx8="http://schemas.microsoft.com/office/drawing/2016/5/14/chartex" xmlns:mc="http://schemas.openxmlformats.org/markup-compatibility/2006" xmlns:aink="http://schemas.microsoft.com/office/drawing/2016/ink" xmlns:am3d="http://schemas.microsoft.com/office/drawing/2017/model3d" xmlns:o="urn:schemas-microsoft-com:office:office" xmlns:oel="http://schemas.microsoft.com/office/2019/extlst" xmlns:r="http://schemas.openxmlformats.org/officeDocument/2006/relationships" xmlns:m="http://schemas.openxmlformats.org/officeDocument/2006/math" xmlns:v="urn:schemas-microsoft-com:vml" xmlns:wp14="http://schemas.microsoft.com/office/word/2010/wordprocessingDrawing" xmlns:wp="http://schemas.openxmlformats.org/drawingml/2006/wordprocessingDrawing" xmlns:w10="urn:schemas-microsoft-com:office:word" xmlns:w="http://schemas.openxmlformats.org/wordprocessingml/2006/main" xmlns:w14="http://schemas.microsoft.com/office/word/2010/wordml" xmlns:w15="http://schemas.microsoft.com/office/word/2012/wordml" xmlns:w16cei="http://schemas.microsoft.com/office/word/2026/wordml/cei" xmlns:w16cex="http://schemas.microsoft.com/office/word/2018/wordml/cex" xmlns:w16cid="http://schemas.microsoft.com/office/word/2016/wordml/cid" xmlns:w16="http://schemas.microsoft.com/office/word/2018/wordml" xmlns:w16du="http://schemas.microsoft.com/office/word/2023/wordml/word16du" xmlns:w16sdtdh="http://schemas.microsoft.com/office/word/2020/wordml/sdtdatahash" xmlns:w16sdtfl="http://schemas.microsoft.com/office/word/2024/wordml/sdtformatlock" xmlns:w16se="http://schemas.microsoft.com/office/word/2015/wordml/symex" xmlns:wpg="http://schemas.microsoft.com/office/word/2010/wordprocessingGroup" xmlns:wpi="http://schemas.microsoft.com/office/word/2010/wordprocessingInk" xmlns:wne="http://schemas.microsoft.com/office/word/2006/wordml" xmlns:wps="http://schemas.microsoft.com/office/word/2010/wordprocessingShape" mc:Ignorable="w14 w15 w16se w16cid w16 w16cex w16sdtdh w16sdtfl w16du wp14">
+<w:numbering xmlns:wpc="http://schemas.microsoft.com/office/word/2010/wordprocessingCanvas" xmlns:cx="http://schemas.microsoft.com/office/drawing/2014/chartex" xmlns:cx1="http://schemas.microsoft.com/office/drawing/2015/9/8/chartex" xmlns:cx2="http://schemas.microsoft.com/office/drawing/2015/10/21/chartex" xmlns:cx3="http://schemas.microsoft.com/office/drawing/2016/5/9/chartex" xmlns:cx4="http://schemas.microsoft.com/office/drawing/2016/5/10/chartex" xmlns:cx5="http://schemas.microsoft.com/office/drawing/2016/5/11/chartex" xmlns:cx6="http://schemas.microsoft.com/office/drawing/2016/5/12/chartex" xmlns:cx7="http://schemas.microsoft.com/office/drawing/2016/5/13/chartex" xmlns:cx8="http://schemas.microsoft.com/office/drawing/2016/5/14/chartex" xmlns:mc="http://schemas.openxmlformats.org/markup-compatibility/2006" xmlns:aink="http://schemas.microsoft.com/office/drawing/2016/ink" xmlns:am3d="http://schemas.microsoft.com/office/drawing/2017/model3d" xmlns:o="urn:schemas-microsoft-com:office:office" xmlns:oel="http://schemas.microsoft.com/office/2019/extlst" xmlns:r="http://schemas.openxmlformats.org/officeDocument/2006/relationships" xmlns:m="http://schemas.openxmlformats.org/officeDocument/2006/math" xmlns:v="urn:schemas-microsoft-com:vml" xmlns:wp14="http://schemas.microsoft.com/office/word/2010/wordprocessingDrawing" xmlns:wp="http://schemas.openxmlformats.org/drawingml/2006/wordprocessingDrawing" xmlns:w10="urn:schemas-microsoft-com:office:word" xmlns:w="http://schemas.openxmlformats.org/wordprocessingml/2006/main" xmlns:w14="http://schemas.microsoft.com/office/word/2010/wordml" xmlns:w15="http://schemas.microsoft.com/office/word/2012/wordml" xmlns:w16cex="http://schemas.microsoft.com/office/word/2018/wordml/cex" xmlns:w16cid="http://schemas.microsoft.com/office/word/2016/wordml/cid" xmlns:w16="http://schemas.microsoft.com/office/word/2018/wordml" xmlns:w16du="http://schemas.microsoft.com/office/word/2023/wordml/word16du" xmlns:w16sdtdh="http://schemas.microsoft.com/office/word/2020/wordml/sdtdatahash" xmlns:w16sdtfl="http://schemas.microsoft.com/office/word/2024/wordml/sdtformatlock" xmlns:w16se="http://schemas.microsoft.com/office/word/2015/wordml/symex" xmlns:wpg="http://schemas.microsoft.com/office/word/2010/wordprocessingGroup" xmlns:wpi="http://schemas.microsoft.com/office/word/2010/wordprocessingInk" xmlns:wne="http://schemas.microsoft.com/office/word/2006/wordml" xmlns:wps="http://schemas.microsoft.com/office/word/2010/wordprocessingShape" mc:Ignorable="w14 w15 w16se w16cid w16 w16cex w16sdtdh w16sdtfl w16du wp14">
   <w:abstractNum w:abstractNumId="0" w15:restartNumberingAfterBreak="0">
     <w:nsid w:val="FFFFFF7C"/>
     <w:multiLevelType w:val="singleLevel"/>
@@ -5375,6 +5352,104 @@
       <w:rPr>
         <w:rFonts w:ascii="Symbol" w:hAnsi="Symbol" w:hint="default"/>
       </w:rPr>
+    </w:lvl>
+  </w:abstractNum>
+  <w:abstractNum w:abstractNumId="9" w15:restartNumberingAfterBreak="0">
+    <w:nsid w:val="59CD633F"/>
+    <w:multiLevelType w:val="multilevel"/>
+    <w:tmpl w:val="43F2F1BE"/>
+    <w:lvl w:ilvl="0">
+      <w:start w:val="1"/>
+      <w:numFmt w:val="decimal"/>
+      <w:pStyle w:val="Heading1"/>
+      <w:suff w:val="space"/>
+      <w:lvlText w:val="%1"/>
+      <w:lvlJc w:val="left"/>
+      <w:pPr>
+        <w:ind w:left="0" w:firstLine="0"/>
+      </w:pPr>
+    </w:lvl>
+    <w:lvl w:ilvl="1">
+      <w:start w:val="1"/>
+      <w:numFmt w:val="decimal"/>
+      <w:pStyle w:val="Heading2"/>
+      <w:suff w:val="space"/>
+      <w:lvlText w:val="%1.%2"/>
+      <w:lvlJc w:val="left"/>
+      <w:pPr>
+        <w:ind w:left="0" w:firstLine="0"/>
+      </w:pPr>
+    </w:lvl>
+    <w:lvl w:ilvl="2">
+      <w:start w:val="1"/>
+      <w:numFmt w:val="decimal"/>
+      <w:pStyle w:val="Heading3"/>
+      <w:suff w:val="space"/>
+      <w:lvlText w:val="%1.%2.%3"/>
+      <w:lvlJc w:val="left"/>
+      <w:pPr>
+        <w:ind w:left="0" w:firstLine="0"/>
+      </w:pPr>
+    </w:lvl>
+    <w:lvl w:ilvl="3">
+      <w:start w:val="1"/>
+      <w:numFmt w:val="decimal"/>
+      <w:suff w:val="space"/>
+      <w:lvlText w:val="%1.%2.%3.%4"/>
+      <w:lvlJc w:val="left"/>
+      <w:pPr>
+        <w:ind w:left="0" w:firstLine="0"/>
+      </w:pPr>
+    </w:lvl>
+    <w:lvl w:ilvl="4">
+      <w:start w:val="1"/>
+      <w:numFmt w:val="decimal"/>
+      <w:suff w:val="space"/>
+      <w:lvlText w:val="%1.%2.%3.%4.%5"/>
+      <w:lvlJc w:val="left"/>
+      <w:pPr>
+        <w:ind w:left="0" w:firstLine="0"/>
+      </w:pPr>
+    </w:lvl>
+    <w:lvl w:ilvl="5">
+      <w:start w:val="1"/>
+      <w:numFmt w:val="decimal"/>
+      <w:suff w:val="space"/>
+      <w:lvlText w:val="%1.%2.%3.%4.%5.%6"/>
+      <w:lvlJc w:val="left"/>
+      <w:pPr>
+        <w:ind w:left="0" w:firstLine="0"/>
+      </w:pPr>
+    </w:lvl>
+    <w:lvl w:ilvl="6">
+      <w:start w:val="1"/>
+      <w:numFmt w:val="decimal"/>
+      <w:suff w:val="space"/>
+      <w:lvlText w:val="%1.%2.%3.%4.%5.%6.%7"/>
+      <w:lvlJc w:val="left"/>
+      <w:pPr>
+        <w:ind w:left="0" w:firstLine="0"/>
+      </w:pPr>
+    </w:lvl>
+    <w:lvl w:ilvl="7">
+      <w:start w:val="1"/>
+      <w:numFmt w:val="decimal"/>
+      <w:suff w:val="space"/>
+      <w:lvlText w:val="%1.%2.%3.%4.%5.%6.%7.%8"/>
+      <w:lvlJc w:val="left"/>
+      <w:pPr>
+        <w:ind w:left="0" w:firstLine="0"/>
+      </w:pPr>
+    </w:lvl>
+    <w:lvl w:ilvl="8">
+      <w:start w:val="1"/>
+      <w:numFmt w:val="decimal"/>
+      <w:suff w:val="space"/>
+      <w:lvlText w:val="%1.%2.%3.%4.%5.%6.%7.%8.%9"/>
+      <w:lvlJc w:val="left"/>
+      <w:pPr>
+        <w:ind w:left="0" w:firstLine="0"/>
+      </w:pPr>
     </w:lvl>
   </w:abstractNum>
   <w:num w:numId="1" w16cid:durableId="486440390">
@@ -5403,6 +5478,9 @@
   </w:num>
   <w:num w:numId="9" w16cid:durableId="452290030">
     <w:abstractNumId w:val="0"/>
+  </w:num>
+  <w:num w:numId="10" w16cid:durableId="468714110">
+    <w:abstractNumId w:val="9"/>
   </w:num>
 </w:numbering>
 </file>
@@ -5812,6 +5890,9 @@
     <w:pPr>
       <w:keepNext/>
       <w:keepLines/>
+      <w:numPr>
+        <w:numId w:val="10"/>
+      </w:numPr>
       <w:spacing w:before="480" w:after="0"/>
       <w:outlineLvl w:val="0"/>
     </w:pPr>
@@ -5819,8 +5900,8 @@
       <w:rFonts w:asciiTheme="majorHAnsi" w:eastAsiaTheme="majorEastAsia" w:hAnsiTheme="majorHAnsi" w:cstheme="majorBidi"/>
       <w:b/>
       <w:bCs/>
-      <w:color w:val="1F3864"/>
-      <w:sz w:val="28"/>
+      <w:color w:val="1F4E79"/>
+      <w:sz w:val="36"/>
       <w:szCs w:val="28"/>
     </w:rPr>
   </w:style>
@@ -5836,6 +5917,10 @@
     <w:pPr>
       <w:keepNext/>
       <w:keepLines/>
+      <w:numPr>
+        <w:ilvl w:val="1"/>
+        <w:numId w:val="10"/>
+      </w:numPr>
       <w:spacing w:before="200" w:after="0"/>
       <w:outlineLvl w:val="1"/>
     </w:pPr>
@@ -5843,8 +5928,8 @@
       <w:rFonts w:asciiTheme="majorHAnsi" w:eastAsiaTheme="majorEastAsia" w:hAnsiTheme="majorHAnsi" w:cstheme="majorBidi"/>
       <w:b/>
       <w:bCs/>
-      <w:color w:val="1F3864"/>
-      <w:sz w:val="26"/>
+      <w:color w:val="1F4E79"/>
+      <w:sz w:val="28"/>
       <w:szCs w:val="26"/>
     </w:rPr>
   </w:style>
@@ -5860,6 +5945,10 @@
     <w:pPr>
       <w:keepNext/>
       <w:keepLines/>
+      <w:numPr>
+        <w:ilvl w:val="2"/>
+        <w:numId w:val="10"/>
+      </w:numPr>
       <w:spacing w:before="200" w:after="0"/>
       <w:outlineLvl w:val="2"/>
     </w:pPr>
@@ -5867,7 +5956,8 @@
       <w:rFonts w:asciiTheme="majorHAnsi" w:eastAsiaTheme="majorEastAsia" w:hAnsiTheme="majorHAnsi" w:cstheme="majorBidi"/>
       <w:b/>
       <w:bCs/>
-      <w:color w:val="1F3864"/>
+      <w:color w:val="1F4E79"/>
+      <w:sz w:val="24"/>
     </w:rPr>
   </w:style>
   <w:style w:type="paragraph" w:styleId="Heading4">
